--- a/docs/material-list.docx
+++ b/docs/material-list.docx
@@ -195,7 +195,7 @@
                 <w:sz w:val="18"/>
                 <w:szCs w:val="18"/>
               </w:rPr>
-              <w:t xml:space="preserve">Shuffler electronics (E1–E25)</w:t>
+              <w:t xml:space="preserve">Shuffler electronics (E1–E29)</w:t>
             </w:r>
           </w:p>
         </w:tc>
@@ -226,7 +226,7 @@
                 <w:sz w:val="18"/>
                 <w:szCs w:val="18"/>
               </w:rPr>
-              <w:t xml:space="preserve">≈ $95</w:t>
+              <w:t xml:space="preserve">≈ $98</w:t>
             </w:r>
           </w:p>
         </w:tc>
@@ -786,7 +786,7 @@
                 <w:sz w:val="18"/>
                 <w:szCs w:val="18"/>
               </w:rPr>
-              <w:t xml:space="preserve">≈ $204</w:t>
+              <w:t xml:space="preserve">≈ $207</w:t>
             </w:r>
           </w:p>
         </w:tc>
@@ -838,7 +838,7 @@
         <w:t xml:space="preserve">Already have some of it? </w:t>
       </w:r>
       <w:r>
-        <w:t xml:space="preserve">A parts drawer with resistors, capacitors, perfboard/wire and M3 screws (E22–E24, M5) saves about $18. Skateboard bearings work for E6. Pen springs (M7) and dead AA cells (M8) are scrap.</w:t>
+        <w:t xml:space="preserve">A parts drawer with resistors, capacitors, perfboard/wire and M3 screws (E22–E24, E28, M5) saves about $19. Skateboard bearings work for E6. Pen springs (M7) and dead AA cells (M8) are scrap.</w:t>
       </w:r>
     </w:p>
     <w:p>
@@ -8666,6 +8666,860 @@
         </w:tc>
       </w:tr>
       <w:tr>
+        <w:trPr>
+          <w:cantSplit/>
+        </w:trPr>
+        <w:tc>
+          <w:tcPr>
+            <w:tcW w:type="dxa" w:w="380"/>
+            <w:tcBorders>
+              <w:top w:val="single" w:color="BFBFBF" w:sz="4"/>
+              <w:left w:val="single" w:color="BFBFBF" w:sz="4"/>
+              <w:bottom w:val="single" w:color="BFBFBF" w:sz="4"/>
+              <w:right w:val="single" w:color="BFBFBF" w:sz="4"/>
+            </w:tcBorders>
+            <w:tcMar>
+              <w:top w:type="dxa" w:w="50"/>
+              <w:left w:type="dxa" w:w="80"/>
+              <w:bottom w:type="dxa" w:w="50"/>
+              <w:right w:type="dxa" w:w="80"/>
+            </w:tcMar>
+          </w:tcPr>
+          <w:p>
+            <w:pPr>
+              <w:jc w:val="center"/>
+            </w:pPr>
+            <w:r>
+              <w:rPr>
+                <w:b w:val="false"/>
+                <w:bCs w:val="false"/>
+                <w:sz w:val="18"/>
+                <w:szCs w:val="18"/>
+              </w:rPr>
+              <w:t xml:space="preserve">☐</w:t>
+            </w:r>
+          </w:p>
+        </w:tc>
+        <w:tc>
+          <w:tcPr>
+            <w:tcW w:type="dxa" w:w="520"/>
+            <w:tcBorders>
+              <w:top w:val="single" w:color="BFBFBF" w:sz="4"/>
+              <w:left w:val="single" w:color="BFBFBF" w:sz="4"/>
+              <w:bottom w:val="single" w:color="BFBFBF" w:sz="4"/>
+              <w:right w:val="single" w:color="BFBFBF" w:sz="4"/>
+            </w:tcBorders>
+            <w:tcMar>
+              <w:top w:type="dxa" w:w="50"/>
+              <w:left w:type="dxa" w:w="80"/>
+              <w:bottom w:type="dxa" w:w="50"/>
+              <w:right w:type="dxa" w:w="80"/>
+            </w:tcMar>
+          </w:tcPr>
+          <w:p>
+            <w:r>
+              <w:rPr>
+                <w:b w:val="false"/>
+                <w:bCs w:val="false"/>
+                <w:sz w:val="18"/>
+                <w:szCs w:val="18"/>
+              </w:rPr>
+              <w:t xml:space="preserve">E26</w:t>
+            </w:r>
+          </w:p>
+        </w:tc>
+        <w:tc>
+          <w:tcPr>
+            <w:tcW w:type="dxa" w:w="2700"/>
+            <w:tcBorders>
+              <w:top w:val="single" w:color="BFBFBF" w:sz="4"/>
+              <w:left w:val="single" w:color="BFBFBF" w:sz="4"/>
+              <w:bottom w:val="single" w:color="BFBFBF" w:sz="4"/>
+              <w:right w:val="single" w:color="BFBFBF" w:sz="4"/>
+            </w:tcBorders>
+            <w:tcMar>
+              <w:top w:type="dxa" w:w="50"/>
+              <w:left w:type="dxa" w:w="80"/>
+              <w:bottom w:type="dxa" w:w="50"/>
+              <w:right w:type="dxa" w:w="80"/>
+            </w:tcMar>
+          </w:tcPr>
+          <w:p>
+            <w:r>
+              <w:rPr>
+                <w:b w:val="false"/>
+                <w:bCs w:val="false"/>
+                <w:sz w:val="18"/>
+                <w:szCs w:val="18"/>
+              </w:rPr>
+              <w:t xml:space="preserve">MT3608 boost module (noise board)</w:t>
+            </w:r>
+          </w:p>
+        </w:tc>
+        <w:tc>
+          <w:tcPr>
+            <w:tcW w:type="dxa" w:w="560"/>
+            <w:tcBorders>
+              <w:top w:val="single" w:color="BFBFBF" w:sz="4"/>
+              <w:left w:val="single" w:color="BFBFBF" w:sz="4"/>
+              <w:bottom w:val="single" w:color="BFBFBF" w:sz="4"/>
+              <w:right w:val="single" w:color="BFBFBF" w:sz="4"/>
+            </w:tcBorders>
+            <w:tcMar>
+              <w:top w:type="dxa" w:w="50"/>
+              <w:left w:type="dxa" w:w="80"/>
+              <w:bottom w:type="dxa" w:w="50"/>
+              <w:right w:type="dxa" w:w="80"/>
+            </w:tcMar>
+          </w:tcPr>
+          <w:p>
+            <w:pPr>
+              <w:jc w:val="center"/>
+            </w:pPr>
+            <w:r>
+              <w:rPr>
+                <w:b w:val="false"/>
+                <w:bCs w:val="false"/>
+                <w:sz w:val="18"/>
+                <w:szCs w:val="18"/>
+              </w:rPr>
+              <w:t xml:space="preserve">1</w:t>
+            </w:r>
+          </w:p>
+        </w:tc>
+        <w:tc>
+          <w:tcPr>
+            <w:tcW w:type="dxa" w:w="3040"/>
+            <w:tcBorders>
+              <w:top w:val="single" w:color="BFBFBF" w:sz="4"/>
+              <w:left w:val="single" w:color="BFBFBF" w:sz="4"/>
+              <w:bottom w:val="single" w:color="BFBFBF" w:sz="4"/>
+              <w:right w:val="single" w:color="BFBFBF" w:sz="4"/>
+            </w:tcBorders>
+            <w:tcMar>
+              <w:top w:type="dxa" w:w="50"/>
+              <w:left w:type="dxa" w:w="80"/>
+              <w:bottom w:type="dxa" w:w="50"/>
+              <w:right w:type="dxa" w:w="80"/>
+            </w:tcMar>
+          </w:tcPr>
+          <w:p>
+            <w:r>
+              <w:rPr>
+                <w:b w:val="false"/>
+                <w:bCs w:val="false"/>
+                <w:sz w:val="18"/>
+                <w:szCs w:val="18"/>
+              </w:rPr>
+              <w:t xml:space="preserve">2-24 V in, adjustable, set to 15.0 V</w:t>
+            </w:r>
+          </w:p>
+        </w:tc>
+        <w:tc>
+          <w:tcPr>
+            <w:tcW w:type="dxa" w:w="760"/>
+            <w:tcBorders>
+              <w:top w:val="single" w:color="BFBFBF" w:sz="4"/>
+              <w:left w:val="single" w:color="BFBFBF" w:sz="4"/>
+              <w:bottom w:val="single" w:color="BFBFBF" w:sz="4"/>
+              <w:right w:val="single" w:color="BFBFBF" w:sz="4"/>
+            </w:tcBorders>
+            <w:tcMar>
+              <w:top w:type="dxa" w:w="50"/>
+              <w:left w:type="dxa" w:w="80"/>
+              <w:bottom w:type="dxa" w:w="50"/>
+              <w:right w:type="dxa" w:w="80"/>
+            </w:tcMar>
+          </w:tcPr>
+          <w:p>
+            <w:pPr>
+              <w:jc w:val="right"/>
+            </w:pPr>
+            <w:r>
+              <w:rPr>
+                <w:b w:val="false"/>
+                <w:bCs w:val="false"/>
+                <w:sz w:val="18"/>
+                <w:szCs w:val="18"/>
+              </w:rPr>
+              <w:t xml:space="preserve">$1</w:t>
+            </w:r>
+          </w:p>
+        </w:tc>
+        <w:tc>
+          <w:tcPr>
+            <w:tcW w:type="dxa" w:w="2840"/>
+            <w:tcBorders>
+              <w:top w:val="single" w:color="BFBFBF" w:sz="4"/>
+              <w:left w:val="single" w:color="BFBFBF" w:sz="4"/>
+              <w:bottom w:val="single" w:color="BFBFBF" w:sz="4"/>
+              <w:right w:val="single" w:color="BFBFBF" w:sz="4"/>
+            </w:tcBorders>
+            <w:tcMar>
+              <w:top w:type="dxa" w:w="50"/>
+              <w:left w:type="dxa" w:w="80"/>
+              <w:bottom w:type="dxa" w:w="50"/>
+              <w:right w:type="dxa" w:w="80"/>
+            </w:tcMar>
+          </w:tcPr>
+          <w:p>
+            <w:r>
+              <w:rPr>
+                <w:b w:val="false"/>
+                <w:bCs w:val="false"/>
+                <w:sz w:val="18"/>
+                <w:szCs w:val="18"/>
+              </w:rPr>
+              <w:t xml:space="preserve">Alt: any small adjustable boost to 12-18 V</w:t>
+            </w:r>
+          </w:p>
+        </w:tc>
+      </w:tr>
+      <w:tr>
+        <w:trPr>
+          <w:cantSplit/>
+        </w:trPr>
+        <w:tc>
+          <w:tcPr>
+            <w:tcW w:type="dxa" w:w="380"/>
+            <w:tcBorders>
+              <w:top w:val="single" w:color="BFBFBF" w:sz="4"/>
+              <w:left w:val="single" w:color="BFBFBF" w:sz="4"/>
+              <w:bottom w:val="single" w:color="BFBFBF" w:sz="4"/>
+              <w:right w:val="single" w:color="BFBFBF" w:sz="4"/>
+            </w:tcBorders>
+            <w:shd w:fill="F5F8FB" w:color="auto" w:val="clear"/>
+            <w:tcMar>
+              <w:top w:type="dxa" w:w="50"/>
+              <w:left w:type="dxa" w:w="80"/>
+              <w:bottom w:type="dxa" w:w="50"/>
+              <w:right w:type="dxa" w:w="80"/>
+            </w:tcMar>
+          </w:tcPr>
+          <w:p>
+            <w:pPr>
+              <w:jc w:val="center"/>
+            </w:pPr>
+            <w:r>
+              <w:rPr>
+                <w:b w:val="false"/>
+                <w:bCs w:val="false"/>
+                <w:sz w:val="18"/>
+                <w:szCs w:val="18"/>
+              </w:rPr>
+              <w:t xml:space="preserve">☐</w:t>
+            </w:r>
+          </w:p>
+        </w:tc>
+        <w:tc>
+          <w:tcPr>
+            <w:tcW w:type="dxa" w:w="520"/>
+            <w:tcBorders>
+              <w:top w:val="single" w:color="BFBFBF" w:sz="4"/>
+              <w:left w:val="single" w:color="BFBFBF" w:sz="4"/>
+              <w:bottom w:val="single" w:color="BFBFBF" w:sz="4"/>
+              <w:right w:val="single" w:color="BFBFBF" w:sz="4"/>
+            </w:tcBorders>
+            <w:shd w:fill="F5F8FB" w:color="auto" w:val="clear"/>
+            <w:tcMar>
+              <w:top w:type="dxa" w:w="50"/>
+              <w:left w:type="dxa" w:w="80"/>
+              <w:bottom w:type="dxa" w:w="50"/>
+              <w:right w:type="dxa" w:w="80"/>
+            </w:tcMar>
+          </w:tcPr>
+          <w:p>
+            <w:r>
+              <w:rPr>
+                <w:b w:val="false"/>
+                <w:bCs w:val="false"/>
+                <w:sz w:val="18"/>
+                <w:szCs w:val="18"/>
+              </w:rPr>
+              <w:t xml:space="preserve">E27</w:t>
+            </w:r>
+          </w:p>
+        </w:tc>
+        <w:tc>
+          <w:tcPr>
+            <w:tcW w:type="dxa" w:w="2700"/>
+            <w:tcBorders>
+              <w:top w:val="single" w:color="BFBFBF" w:sz="4"/>
+              <w:left w:val="single" w:color="BFBFBF" w:sz="4"/>
+              <w:bottom w:val="single" w:color="BFBFBF" w:sz="4"/>
+              <w:right w:val="single" w:color="BFBFBF" w:sz="4"/>
+            </w:tcBorders>
+            <w:shd w:fill="F5F8FB" w:color="auto" w:val="clear"/>
+            <w:tcMar>
+              <w:top w:type="dxa" w:w="50"/>
+              <w:left w:type="dxa" w:w="80"/>
+              <w:bottom w:type="dxa" w:w="50"/>
+              <w:right w:type="dxa" w:w="80"/>
+            </w:tcMar>
+          </w:tcPr>
+          <w:p>
+            <w:r>
+              <w:rPr>
+                <w:b w:val="false"/>
+                <w:bCs w:val="false"/>
+                <w:sz w:val="18"/>
+                <w:szCs w:val="18"/>
+              </w:rPr>
+              <w:t xml:space="preserve">2N3904 NPN transistor (noise board)</w:t>
+            </w:r>
+          </w:p>
+        </w:tc>
+        <w:tc>
+          <w:tcPr>
+            <w:tcW w:type="dxa" w:w="560"/>
+            <w:tcBorders>
+              <w:top w:val="single" w:color="BFBFBF" w:sz="4"/>
+              <w:left w:val="single" w:color="BFBFBF" w:sz="4"/>
+              <w:bottom w:val="single" w:color="BFBFBF" w:sz="4"/>
+              <w:right w:val="single" w:color="BFBFBF" w:sz="4"/>
+            </w:tcBorders>
+            <w:shd w:fill="F5F8FB" w:color="auto" w:val="clear"/>
+            <w:tcMar>
+              <w:top w:type="dxa" w:w="50"/>
+              <w:left w:type="dxa" w:w="80"/>
+              <w:bottom w:type="dxa" w:w="50"/>
+              <w:right w:type="dxa" w:w="80"/>
+            </w:tcMar>
+          </w:tcPr>
+          <w:p>
+            <w:pPr>
+              <w:jc w:val="center"/>
+            </w:pPr>
+            <w:r>
+              <w:rPr>
+                <w:b w:val="false"/>
+                <w:bCs w:val="false"/>
+                <w:sz w:val="18"/>
+                <w:szCs w:val="18"/>
+              </w:rPr>
+              <w:t xml:space="preserve">2</w:t>
+            </w:r>
+          </w:p>
+        </w:tc>
+        <w:tc>
+          <w:tcPr>
+            <w:tcW w:type="dxa" w:w="3040"/>
+            <w:tcBorders>
+              <w:top w:val="single" w:color="BFBFBF" w:sz="4"/>
+              <w:left w:val="single" w:color="BFBFBF" w:sz="4"/>
+              <w:bottom w:val="single" w:color="BFBFBF" w:sz="4"/>
+              <w:right w:val="single" w:color="BFBFBF" w:sz="4"/>
+            </w:tcBorders>
+            <w:shd w:fill="F5F8FB" w:color="auto" w:val="clear"/>
+            <w:tcMar>
+              <w:top w:type="dxa" w:w="50"/>
+              <w:left w:type="dxa" w:w="80"/>
+              <w:bottom w:type="dxa" w:w="50"/>
+              <w:right w:type="dxa" w:w="80"/>
+            </w:tcMar>
+          </w:tcPr>
+          <w:p>
+            <w:r>
+              <w:rPr>
+                <w:b w:val="false"/>
+                <w:bCs w:val="false"/>
+                <w:sz w:val="18"/>
+                <w:szCs w:val="18"/>
+              </w:rPr>
+              <w:t xml:space="preserve">TO-92; Q1 avalanche junction, Q2 amplifier</w:t>
+            </w:r>
+          </w:p>
+        </w:tc>
+        <w:tc>
+          <w:tcPr>
+            <w:tcW w:type="dxa" w:w="760"/>
+            <w:tcBorders>
+              <w:top w:val="single" w:color="BFBFBF" w:sz="4"/>
+              <w:left w:val="single" w:color="BFBFBF" w:sz="4"/>
+              <w:bottom w:val="single" w:color="BFBFBF" w:sz="4"/>
+              <w:right w:val="single" w:color="BFBFBF" w:sz="4"/>
+            </w:tcBorders>
+            <w:shd w:fill="F5F8FB" w:color="auto" w:val="clear"/>
+            <w:tcMar>
+              <w:top w:type="dxa" w:w="50"/>
+              <w:left w:type="dxa" w:w="80"/>
+              <w:bottom w:type="dxa" w:w="50"/>
+              <w:right w:type="dxa" w:w="80"/>
+            </w:tcMar>
+          </w:tcPr>
+          <w:p>
+            <w:pPr>
+              <w:jc w:val="right"/>
+            </w:pPr>
+            <w:r>
+              <w:rPr>
+                <w:b w:val="false"/>
+                <w:bCs w:val="false"/>
+                <w:sz w:val="18"/>
+                <w:szCs w:val="18"/>
+              </w:rPr>
+              <w:t xml:space="preserve">$0.20</w:t>
+            </w:r>
+          </w:p>
+        </w:tc>
+        <w:tc>
+          <w:tcPr>
+            <w:tcW w:type="dxa" w:w="2840"/>
+            <w:tcBorders>
+              <w:top w:val="single" w:color="BFBFBF" w:sz="4"/>
+              <w:left w:val="single" w:color="BFBFBF" w:sz="4"/>
+              <w:bottom w:val="single" w:color="BFBFBF" w:sz="4"/>
+              <w:right w:val="single" w:color="BFBFBF" w:sz="4"/>
+            </w:tcBorders>
+            <w:shd w:fill="F5F8FB" w:color="auto" w:val="clear"/>
+            <w:tcMar>
+              <w:top w:type="dxa" w:w="50"/>
+              <w:left w:type="dxa" w:w="80"/>
+              <w:bottom w:type="dxa" w:w="50"/>
+              <w:right w:type="dxa" w:w="80"/>
+            </w:tcMar>
+          </w:tcPr>
+          <w:p>
+            <w:r>
+              <w:rPr>
+                <w:b w:val="false"/>
+                <w:bCs w:val="false"/>
+                <w:sz w:val="18"/>
+                <w:szCs w:val="18"/>
+              </w:rPr>
+              <w:t xml:space="preserve">Alt: BC547 (check its E-B breakdown)</w:t>
+            </w:r>
+          </w:p>
+        </w:tc>
+      </w:tr>
+      <w:tr>
+        <w:trPr>
+          <w:cantSplit/>
+        </w:trPr>
+        <w:tc>
+          <w:tcPr>
+            <w:tcW w:type="dxa" w:w="380"/>
+            <w:tcBorders>
+              <w:top w:val="single" w:color="BFBFBF" w:sz="4"/>
+              <w:left w:val="single" w:color="BFBFBF" w:sz="4"/>
+              <w:bottom w:val="single" w:color="BFBFBF" w:sz="4"/>
+              <w:right w:val="single" w:color="BFBFBF" w:sz="4"/>
+            </w:tcBorders>
+            <w:tcMar>
+              <w:top w:type="dxa" w:w="50"/>
+              <w:left w:type="dxa" w:w="80"/>
+              <w:bottom w:type="dxa" w:w="50"/>
+              <w:right w:type="dxa" w:w="80"/>
+            </w:tcMar>
+          </w:tcPr>
+          <w:p>
+            <w:pPr>
+              <w:jc w:val="center"/>
+            </w:pPr>
+            <w:r>
+              <w:rPr>
+                <w:b w:val="false"/>
+                <w:bCs w:val="false"/>
+                <w:sz w:val="18"/>
+                <w:szCs w:val="18"/>
+              </w:rPr>
+              <w:t xml:space="preserve">☐</w:t>
+            </w:r>
+          </w:p>
+        </w:tc>
+        <w:tc>
+          <w:tcPr>
+            <w:tcW w:type="dxa" w:w="520"/>
+            <w:tcBorders>
+              <w:top w:val="single" w:color="BFBFBF" w:sz="4"/>
+              <w:left w:val="single" w:color="BFBFBF" w:sz="4"/>
+              <w:bottom w:val="single" w:color="BFBFBF" w:sz="4"/>
+              <w:right w:val="single" w:color="BFBFBF" w:sz="4"/>
+            </w:tcBorders>
+            <w:tcMar>
+              <w:top w:type="dxa" w:w="50"/>
+              <w:left w:type="dxa" w:w="80"/>
+              <w:bottom w:type="dxa" w:w="50"/>
+              <w:right w:type="dxa" w:w="80"/>
+            </w:tcMar>
+          </w:tcPr>
+          <w:p>
+            <w:r>
+              <w:rPr>
+                <w:b w:val="false"/>
+                <w:bCs w:val="false"/>
+                <w:sz w:val="18"/>
+                <w:szCs w:val="18"/>
+              </w:rPr>
+              <w:t xml:space="preserve">E28</w:t>
+            </w:r>
+          </w:p>
+        </w:tc>
+        <w:tc>
+          <w:tcPr>
+            <w:tcW w:type="dxa" w:w="2700"/>
+            <w:tcBorders>
+              <w:top w:val="single" w:color="BFBFBF" w:sz="4"/>
+              <w:left w:val="single" w:color="BFBFBF" w:sz="4"/>
+              <w:bottom w:val="single" w:color="BFBFBF" w:sz="4"/>
+              <w:right w:val="single" w:color="BFBFBF" w:sz="4"/>
+            </w:tcBorders>
+            <w:tcMar>
+              <w:top w:type="dxa" w:w="50"/>
+              <w:left w:type="dxa" w:w="80"/>
+              <w:bottom w:type="dxa" w:w="50"/>
+              <w:right w:type="dxa" w:w="80"/>
+            </w:tcMar>
+          </w:tcPr>
+          <w:p>
+            <w:r>
+              <w:rPr>
+                <w:b w:val="false"/>
+                <w:bCs w:val="false"/>
+                <w:sz w:val="18"/>
+                <w:szCs w:val="18"/>
+              </w:rPr>
+              <w:t xml:space="preserve">Noise board passives</w:t>
+            </w:r>
+          </w:p>
+        </w:tc>
+        <w:tc>
+          <w:tcPr>
+            <w:tcW w:type="dxa" w:w="560"/>
+            <w:tcBorders>
+              <w:top w:val="single" w:color="BFBFBF" w:sz="4"/>
+              <w:left w:val="single" w:color="BFBFBF" w:sz="4"/>
+              <w:bottom w:val="single" w:color="BFBFBF" w:sz="4"/>
+              <w:right w:val="single" w:color="BFBFBF" w:sz="4"/>
+            </w:tcBorders>
+            <w:tcMar>
+              <w:top w:type="dxa" w:w="50"/>
+              <w:left w:type="dxa" w:w="80"/>
+              <w:bottom w:type="dxa" w:w="50"/>
+              <w:right w:type="dxa" w:w="80"/>
+            </w:tcMar>
+          </w:tcPr>
+          <w:p>
+            <w:pPr>
+              <w:jc w:val="center"/>
+            </w:pPr>
+            <w:r>
+              <w:rPr>
+                <w:b w:val="false"/>
+                <w:bCs w:val="false"/>
+                <w:sz w:val="18"/>
+                <w:szCs w:val="18"/>
+              </w:rPr>
+              <w:t xml:space="preserve">1</w:t>
+            </w:r>
+          </w:p>
+        </w:tc>
+        <w:tc>
+          <w:tcPr>
+            <w:tcW w:type="dxa" w:w="3040"/>
+            <w:tcBorders>
+              <w:top w:val="single" w:color="BFBFBF" w:sz="4"/>
+              <w:left w:val="single" w:color="BFBFBF" w:sz="4"/>
+              <w:bottom w:val="single" w:color="BFBFBF" w:sz="4"/>
+              <w:right w:val="single" w:color="BFBFBF" w:sz="4"/>
+            </w:tcBorders>
+            <w:tcMar>
+              <w:top w:type="dxa" w:w="50"/>
+              <w:left w:type="dxa" w:w="80"/>
+              <w:bottom w:type="dxa" w:w="50"/>
+              <w:right w:type="dxa" w:w="80"/>
+            </w:tcMar>
+          </w:tcPr>
+          <w:p>
+            <w:r>
+              <w:rPr>
+                <w:b w:val="false"/>
+                <w:bCs w:val="false"/>
+                <w:sz w:val="18"/>
+                <w:szCs w:val="18"/>
+              </w:rPr>
+              <w:t xml:space="preserve">22 k, 4.7 k, 470 k, 1 k, 100 ohm; 100 nF; 10 uF 25 V x2</w:t>
+            </w:r>
+          </w:p>
+        </w:tc>
+        <w:tc>
+          <w:tcPr>
+            <w:tcW w:type="dxa" w:w="760"/>
+            <w:tcBorders>
+              <w:top w:val="single" w:color="BFBFBF" w:sz="4"/>
+              <w:left w:val="single" w:color="BFBFBF" w:sz="4"/>
+              <w:bottom w:val="single" w:color="BFBFBF" w:sz="4"/>
+              <w:right w:val="single" w:color="BFBFBF" w:sz="4"/>
+            </w:tcBorders>
+            <w:tcMar>
+              <w:top w:type="dxa" w:w="50"/>
+              <w:left w:type="dxa" w:w="80"/>
+              <w:bottom w:type="dxa" w:w="50"/>
+              <w:right w:type="dxa" w:w="80"/>
+            </w:tcMar>
+          </w:tcPr>
+          <w:p>
+            <w:pPr>
+              <w:jc w:val="right"/>
+            </w:pPr>
+            <w:r>
+              <w:rPr>
+                <w:b w:val="false"/>
+                <w:bCs w:val="false"/>
+                <w:sz w:val="18"/>
+                <w:szCs w:val="18"/>
+              </w:rPr>
+              <w:t xml:space="preserve">$0.50</w:t>
+            </w:r>
+          </w:p>
+        </w:tc>
+        <w:tc>
+          <w:tcPr>
+            <w:tcW w:type="dxa" w:w="2840"/>
+            <w:tcBorders>
+              <w:top w:val="single" w:color="BFBFBF" w:sz="4"/>
+              <w:left w:val="single" w:color="BFBFBF" w:sz="4"/>
+              <w:bottom w:val="single" w:color="BFBFBF" w:sz="4"/>
+              <w:right w:val="single" w:color="BFBFBF" w:sz="4"/>
+            </w:tcBorders>
+            <w:tcMar>
+              <w:top w:type="dxa" w:w="50"/>
+              <w:left w:type="dxa" w:w="80"/>
+              <w:bottom w:type="dxa" w:w="50"/>
+              <w:right w:type="dxa" w:w="80"/>
+            </w:tcMar>
+          </w:tcPr>
+          <w:p>
+            <w:r>
+              <w:rPr>
+                <w:b w:val="false"/>
+                <w:bCs w:val="false"/>
+                <w:sz w:val="18"/>
+                <w:szCs w:val="18"/>
+              </w:rPr>
+              <w:t xml:space="preserve"/>
+            </w:r>
+          </w:p>
+        </w:tc>
+      </w:tr>
+      <w:tr>
+        <w:trPr>
+          <w:cantSplit/>
+        </w:trPr>
+        <w:tc>
+          <w:tcPr>
+            <w:tcW w:type="dxa" w:w="380"/>
+            <w:tcBorders>
+              <w:top w:val="single" w:color="BFBFBF" w:sz="4"/>
+              <w:left w:val="single" w:color="BFBFBF" w:sz="4"/>
+              <w:bottom w:val="single" w:color="BFBFBF" w:sz="4"/>
+              <w:right w:val="single" w:color="BFBFBF" w:sz="4"/>
+            </w:tcBorders>
+            <w:shd w:fill="F5F8FB" w:color="auto" w:val="clear"/>
+            <w:tcMar>
+              <w:top w:type="dxa" w:w="50"/>
+              <w:left w:type="dxa" w:w="80"/>
+              <w:bottom w:type="dxa" w:w="50"/>
+              <w:right w:type="dxa" w:w="80"/>
+            </w:tcMar>
+          </w:tcPr>
+          <w:p>
+            <w:pPr>
+              <w:jc w:val="center"/>
+            </w:pPr>
+            <w:r>
+              <w:rPr>
+                <w:b w:val="false"/>
+                <w:bCs w:val="false"/>
+                <w:sz w:val="18"/>
+                <w:szCs w:val="18"/>
+              </w:rPr>
+              <w:t xml:space="preserve">☐</w:t>
+            </w:r>
+          </w:p>
+        </w:tc>
+        <w:tc>
+          <w:tcPr>
+            <w:tcW w:type="dxa" w:w="520"/>
+            <w:tcBorders>
+              <w:top w:val="single" w:color="BFBFBF" w:sz="4"/>
+              <w:left w:val="single" w:color="BFBFBF" w:sz="4"/>
+              <w:bottom w:val="single" w:color="BFBFBF" w:sz="4"/>
+              <w:right w:val="single" w:color="BFBFBF" w:sz="4"/>
+            </w:tcBorders>
+            <w:shd w:fill="F5F8FB" w:color="auto" w:val="clear"/>
+            <w:tcMar>
+              <w:top w:type="dxa" w:w="50"/>
+              <w:left w:type="dxa" w:w="80"/>
+              <w:bottom w:type="dxa" w:w="50"/>
+              <w:right w:type="dxa" w:w="80"/>
+            </w:tcMar>
+          </w:tcPr>
+          <w:p>
+            <w:r>
+              <w:rPr>
+                <w:b w:val="false"/>
+                <w:bCs w:val="false"/>
+                <w:sz w:val="18"/>
+                <w:szCs w:val="18"/>
+              </w:rPr>
+              <w:t xml:space="preserve">E29</w:t>
+            </w:r>
+          </w:p>
+        </w:tc>
+        <w:tc>
+          <w:tcPr>
+            <w:tcW w:type="dxa" w:w="2700"/>
+            <w:tcBorders>
+              <w:top w:val="single" w:color="BFBFBF" w:sz="4"/>
+              <w:left w:val="single" w:color="BFBFBF" w:sz="4"/>
+              <w:bottom w:val="single" w:color="BFBFBF" w:sz="4"/>
+              <w:right w:val="single" w:color="BFBFBF" w:sz="4"/>
+            </w:tcBorders>
+            <w:shd w:fill="F5F8FB" w:color="auto" w:val="clear"/>
+            <w:tcMar>
+              <w:top w:type="dxa" w:w="50"/>
+              <w:left w:type="dxa" w:w="80"/>
+              <w:bottom w:type="dxa" w:w="50"/>
+              <w:right w:type="dxa" w:w="80"/>
+            </w:tcMar>
+          </w:tcPr>
+          <w:p>
+            <w:r>
+              <w:rPr>
+                <w:b w:val="false"/>
+                <w:bCs w:val="false"/>
+                <w:sz w:val="18"/>
+                <w:szCs w:val="18"/>
+              </w:rPr>
+              <w:t xml:space="preserve">Perfboard 60 x 40 mm (noise board)</w:t>
+            </w:r>
+          </w:p>
+        </w:tc>
+        <w:tc>
+          <w:tcPr>
+            <w:tcW w:type="dxa" w:w="560"/>
+            <w:tcBorders>
+              <w:top w:val="single" w:color="BFBFBF" w:sz="4"/>
+              <w:left w:val="single" w:color="BFBFBF" w:sz="4"/>
+              <w:bottom w:val="single" w:color="BFBFBF" w:sz="4"/>
+              <w:right w:val="single" w:color="BFBFBF" w:sz="4"/>
+            </w:tcBorders>
+            <w:shd w:fill="F5F8FB" w:color="auto" w:val="clear"/>
+            <w:tcMar>
+              <w:top w:type="dxa" w:w="50"/>
+              <w:left w:type="dxa" w:w="80"/>
+              <w:bottom w:type="dxa" w:w="50"/>
+              <w:right w:type="dxa" w:w="80"/>
+            </w:tcMar>
+          </w:tcPr>
+          <w:p>
+            <w:pPr>
+              <w:jc w:val="center"/>
+            </w:pPr>
+            <w:r>
+              <w:rPr>
+                <w:b w:val="false"/>
+                <w:bCs w:val="false"/>
+                <w:sz w:val="18"/>
+                <w:szCs w:val="18"/>
+              </w:rPr>
+              <w:t xml:space="preserve">1</w:t>
+            </w:r>
+          </w:p>
+        </w:tc>
+        <w:tc>
+          <w:tcPr>
+            <w:tcW w:type="dxa" w:w="3040"/>
+            <w:tcBorders>
+              <w:top w:val="single" w:color="BFBFBF" w:sz="4"/>
+              <w:left w:val="single" w:color="BFBFBF" w:sz="4"/>
+              <w:bottom w:val="single" w:color="BFBFBF" w:sz="4"/>
+              <w:right w:val="single" w:color="BFBFBF" w:sz="4"/>
+            </w:tcBorders>
+            <w:shd w:fill="F5F8FB" w:color="auto" w:val="clear"/>
+            <w:tcMar>
+              <w:top w:type="dxa" w:w="50"/>
+              <w:left w:type="dxa" w:w="80"/>
+              <w:bottom w:type="dxa" w:w="50"/>
+              <w:right w:type="dxa" w:w="80"/>
+            </w:tcMar>
+          </w:tcPr>
+          <w:p>
+            <w:r>
+              <w:rPr>
+                <w:b w:val="false"/>
+                <w:bCs w:val="false"/>
+                <w:sz w:val="18"/>
+                <w:szCs w:val="18"/>
+              </w:rPr>
+              <w:t xml:space="preserve">2.54 mm pitch, corner holes for M2 (56 x 36 mm pitch)</w:t>
+            </w:r>
+          </w:p>
+        </w:tc>
+        <w:tc>
+          <w:tcPr>
+            <w:tcW w:type="dxa" w:w="760"/>
+            <w:tcBorders>
+              <w:top w:val="single" w:color="BFBFBF" w:sz="4"/>
+              <w:left w:val="single" w:color="BFBFBF" w:sz="4"/>
+              <w:bottom w:val="single" w:color="BFBFBF" w:sz="4"/>
+              <w:right w:val="single" w:color="BFBFBF" w:sz="4"/>
+            </w:tcBorders>
+            <w:shd w:fill="F5F8FB" w:color="auto" w:val="clear"/>
+            <w:tcMar>
+              <w:top w:type="dxa" w:w="50"/>
+              <w:left w:type="dxa" w:w="80"/>
+              <w:bottom w:type="dxa" w:w="50"/>
+              <w:right w:type="dxa" w:w="80"/>
+            </w:tcMar>
+          </w:tcPr>
+          <w:p>
+            <w:pPr>
+              <w:jc w:val="right"/>
+            </w:pPr>
+            <w:r>
+              <w:rPr>
+                <w:b w:val="false"/>
+                <w:bCs w:val="false"/>
+                <w:sz w:val="18"/>
+                <w:szCs w:val="18"/>
+              </w:rPr>
+              <w:t xml:space="preserve">$1</w:t>
+            </w:r>
+          </w:p>
+        </w:tc>
+        <w:tc>
+          <w:tcPr>
+            <w:tcW w:type="dxa" w:w="2840"/>
+            <w:tcBorders>
+              <w:top w:val="single" w:color="BFBFBF" w:sz="4"/>
+              <w:left w:val="single" w:color="BFBFBF" w:sz="4"/>
+              <w:bottom w:val="single" w:color="BFBFBF" w:sz="4"/>
+              <w:right w:val="single" w:color="BFBFBF" w:sz="4"/>
+            </w:tcBorders>
+            <w:shd w:fill="F5F8FB" w:color="auto" w:val="clear"/>
+            <w:tcMar>
+              <w:top w:type="dxa" w:w="50"/>
+              <w:left w:type="dxa" w:w="80"/>
+              <w:bottom w:type="dxa" w:w="50"/>
+              <w:right w:type="dxa" w:w="80"/>
+            </w:tcMar>
+          </w:tcPr>
+          <w:p>
+            <w:r>
+              <w:rPr>
+                <w:b w:val="false"/>
+                <w:bCs w:val="false"/>
+                <w:sz w:val="18"/>
+                <w:szCs w:val="18"/>
+              </w:rPr>
+              <w:t xml:space="preserve">Alt: cut from a larger board</w:t>
+            </w:r>
+          </w:p>
+        </w:tc>
+      </w:tr>
+      <w:tr>
         <w:tc>
           <w:tcPr>
             <w:tcW w:type="dxa" w:w="380"/>
@@ -8845,7 +9699,7 @@
                 <w:sz w:val="18"/>
                 <w:szCs w:val="18"/>
               </w:rPr>
-              <w:t xml:space="preserve">≈ $95</w:t>
+              <w:t xml:space="preserve">≈ $98</w:t>
             </w:r>
           </w:p>
         </w:tc>
@@ -8929,6 +9783,19 @@
         <w:spacing w:after="60"/>
       </w:pPr>
       <w:r>
+        <w:t xml:space="preserve">Noise board (E26–E29): the avalanche random source. Optional; without it set USE_AVALANCHE 0 in the firmware.</w:t>
+      </w:r>
+    </w:p>
+    <w:p>
+      <w:pPr>
+        <w:pStyle w:val="ListParagraph"/>
+        <w:numPr>
+          <w:ilvl w:val="0"/>
+          <w:numId w:val="2"/>
+        </w:numPr>
+        <w:spacing w:after="60"/>
+      </w:pPr>
+      <w:r>
         <w:t xml:space="preserve">Battery (E10): it must fit in 75 × 60 × 22 mm and have a BMS rated for at least 5 A.</w:t>
       </w:r>
     </w:p>
@@ -8942,7 +9809,7 @@
         <w:spacing w:after="60"/>
       </w:pPr>
       <w:r>
-        <w:t xml:space="preserve">Cheapest build: A4988 instead of TMC2208, SG90 instead of MG90S, 17HS4023 motor, skate bearings: about $88 total parts.</w:t>
+        <w:t xml:space="preserve">Cheapest build: A4988 instead of TMC2208, SG90 instead of MG90S, 17HS4023 motor, skate bearings, no noise board: about $88 total parts.</w:t>
       </w:r>
     </w:p>
     <w:p>
@@ -10385,7 +11252,7 @@
                 <w:sz w:val="18"/>
                 <w:szCs w:val="18"/>
               </w:rPr>
-              <w:t xml:space="preserve">5</w:t>
+              <w:t xml:space="preserve">9</w:t>
             </w:r>
           </w:p>
         </w:tc>
@@ -10414,7 +11281,7 @@
                 <w:sz w:val="18"/>
                 <w:szCs w:val="18"/>
               </w:rPr>
-              <w:t xml:space="preserve">M2 x 8 x4 servo flange, M2 x 12 x1 horn pin</w:t>
+              <w:t xml:space="preserve">M2 x 8 x4 servo flange, M2 x 8 x4 noise board, M2 x 12 x1 horn pin</w:t>
             </w:r>
           </w:p>
         </w:tc>
@@ -10446,7 +11313,7 @@
                 <w:sz w:val="18"/>
                 <w:szCs w:val="18"/>
               </w:rPr>
-              <w:t xml:space="preserve">$0.60</w:t>
+              <w:t xml:space="preserve">$0.90</w:t>
             </w:r>
           </w:p>
         </w:tc>

--- a/docs/material-list.docx
+++ b/docs/material-list.docx
@@ -382,7 +382,7 @@
                 <w:sz w:val="18"/>
                 <w:szCs w:val="18"/>
               </w:rPr>
-              <w:t xml:space="preserve">Filament and print consumables</w:t>
+              <w:t xml:space="preserve">Dealer add-on (D1–D11)</w:t>
             </w:r>
           </w:p>
         </w:tc>
@@ -413,7 +413,7 @@
                 <w:sz w:val="18"/>
                 <w:szCs w:val="18"/>
               </w:rPr>
-              <w:t xml:space="preserve">≈ $72</w:t>
+              <w:t xml:space="preserve">≈ $26</w:t>
             </w:r>
           </w:p>
         </w:tc>
@@ -441,7 +441,7 @@
                 <w:sz w:val="18"/>
                 <w:szCs w:val="18"/>
               </w:rPr>
-              <w:t xml:space="preserve">+ ≈ $20 if you add a dry box</w:t>
+              <w:t xml:space="preserve">Turntable, launcher, phone page (docs/11-dealer.md)</w:t>
             </w:r>
           </w:p>
         </w:tc>
@@ -475,7 +475,7 @@
                 <w:sz w:val="18"/>
                 <w:szCs w:val="18"/>
               </w:rPr>
-              <w:t xml:space="preserve">Poker chip test parts</w:t>
+              <w:t xml:space="preserve">Filament and print consumables</w:t>
             </w:r>
           </w:p>
         </w:tc>
@@ -507,7 +507,7 @@
                 <w:sz w:val="18"/>
                 <w:szCs w:val="18"/>
               </w:rPr>
-              <w:t xml:space="preserve">≈ $18</w:t>
+              <w:t xml:space="preserve">≈ $72</w:t>
             </w:r>
           </w:p>
         </w:tc>
@@ -536,7 +536,7 @@
                 <w:sz w:val="18"/>
                 <w:szCs w:val="18"/>
               </w:rPr>
-              <w:t xml:space="preserve">Only for the chips</w:t>
+              <w:t xml:space="preserve">2 PETG spools cover the dealer parts too; + ≈ $20 for a dry box</w:t>
             </w:r>
           </w:p>
         </w:tc>
@@ -569,7 +569,7 @@
                 <w:sz w:val="18"/>
                 <w:szCs w:val="18"/>
               </w:rPr>
-              <w:t xml:space="preserve">Tools you don't already own</w:t>
+              <w:t xml:space="preserve">Poker chip test parts</w:t>
             </w:r>
           </w:p>
         </w:tc>
@@ -600,7 +600,7 @@
                 <w:sz w:val="18"/>
                 <w:szCs w:val="18"/>
               </w:rPr>
-              <w:t xml:space="preserve">$0–130</w:t>
+              <w:t xml:space="preserve">≈ $18</w:t>
             </w:r>
           </w:p>
         </w:tc>
@@ -628,7 +628,7 @@
                 <w:sz w:val="18"/>
                 <w:szCs w:val="18"/>
               </w:rPr>
-              <w:t xml:space="preserve">Skip what you have</w:t>
+              <w:t xml:space="preserve">Only for the chips</w:t>
             </w:r>
           </w:p>
         </w:tc>
@@ -662,7 +662,7 @@
                 <w:sz w:val="18"/>
                 <w:szCs w:val="18"/>
               </w:rPr>
-              <w:t xml:space="preserve">Printer: P1S refurbished</w:t>
+              <w:t xml:space="preserve">Tools you don't already own</w:t>
             </w:r>
           </w:p>
         </w:tc>
@@ -694,7 +694,7 @@
                 <w:sz w:val="18"/>
                 <w:szCs w:val="18"/>
               </w:rPr>
-              <w:t xml:space="preserve">$339</w:t>
+              <w:t xml:space="preserve">$0–130</w:t>
             </w:r>
           </w:p>
         </w:tc>
@@ -723,12 +723,104 @@
                 <w:sz w:val="18"/>
                 <w:szCs w:val="18"/>
               </w:rPr>
-              <w:t xml:space="preserve">Combo only if multi-colour chips</w:t>
+              <w:t xml:space="preserve">Skip what you have</w:t>
             </w:r>
           </w:p>
         </w:tc>
       </w:tr>
       <w:tr>
+        <w:trPr>
+          <w:cantSplit/>
+        </w:trPr>
+        <w:tc>
+          <w:tcPr>
+            <w:tcW w:type="dxa" w:w="4400"/>
+            <w:tcBorders>
+              <w:top w:val="single" w:color="BFBFBF" w:sz="4"/>
+              <w:left w:val="single" w:color="BFBFBF" w:sz="4"/>
+              <w:bottom w:val="single" w:color="BFBFBF" w:sz="4"/>
+              <w:right w:val="single" w:color="BFBFBF" w:sz="4"/>
+            </w:tcBorders>
+            <w:tcMar>
+              <w:top w:type="dxa" w:w="50"/>
+              <w:left w:type="dxa" w:w="80"/>
+              <w:bottom w:type="dxa" w:w="50"/>
+              <w:right w:type="dxa" w:w="80"/>
+            </w:tcMar>
+          </w:tcPr>
+          <w:p>
+            <w:r>
+              <w:rPr>
+                <w:b w:val="false"/>
+                <w:bCs w:val="false"/>
+                <w:sz w:val="18"/>
+                <w:szCs w:val="18"/>
+              </w:rPr>
+              <w:t xml:space="preserve">Printer: P1S refurbished</w:t>
+            </w:r>
+          </w:p>
+        </w:tc>
+        <w:tc>
+          <w:tcPr>
+            <w:tcW w:type="dxa" w:w="1600"/>
+            <w:tcBorders>
+              <w:top w:val="single" w:color="BFBFBF" w:sz="4"/>
+              <w:left w:val="single" w:color="BFBFBF" w:sz="4"/>
+              <w:bottom w:val="single" w:color="BFBFBF" w:sz="4"/>
+              <w:right w:val="single" w:color="BFBFBF" w:sz="4"/>
+            </w:tcBorders>
+            <w:tcMar>
+              <w:top w:type="dxa" w:w="50"/>
+              <w:left w:type="dxa" w:w="80"/>
+              <w:bottom w:type="dxa" w:w="50"/>
+              <w:right w:type="dxa" w:w="80"/>
+            </w:tcMar>
+          </w:tcPr>
+          <w:p>
+            <w:pPr>
+              <w:jc w:val="right"/>
+            </w:pPr>
+            <w:r>
+              <w:rPr>
+                <w:b w:val="false"/>
+                <w:bCs w:val="false"/>
+                <w:sz w:val="18"/>
+                <w:szCs w:val="18"/>
+              </w:rPr>
+              <w:t xml:space="preserve">$339</w:t>
+            </w:r>
+          </w:p>
+        </w:tc>
+        <w:tc>
+          <w:tcPr>
+            <w:tcW w:type="dxa" w:w="4800"/>
+            <w:tcBorders>
+              <w:top w:val="single" w:color="BFBFBF" w:sz="4"/>
+              <w:left w:val="single" w:color="BFBFBF" w:sz="4"/>
+              <w:bottom w:val="single" w:color="BFBFBF" w:sz="4"/>
+              <w:right w:val="single" w:color="BFBFBF" w:sz="4"/>
+            </w:tcBorders>
+            <w:tcMar>
+              <w:top w:type="dxa" w:w="50"/>
+              <w:left w:type="dxa" w:w="80"/>
+              <w:bottom w:type="dxa" w:w="50"/>
+              <w:right w:type="dxa" w:w="80"/>
+            </w:tcMar>
+          </w:tcPr>
+          <w:p>
+            <w:r>
+              <w:rPr>
+                <w:b w:val="false"/>
+                <w:bCs w:val="false"/>
+                <w:sz w:val="18"/>
+                <w:szCs w:val="18"/>
+              </w:rPr>
+              <w:t xml:space="preserve">Combo only if multi-colour chips</w:t>
+            </w:r>
+          </w:p>
+        </w:tc>
+      </w:tr>
+      <w:tr>
         <w:tc>
           <w:tcPr>
             <w:tcW w:type="dxa" w:w="4400"/>
@@ -754,7 +846,7 @@
                 <w:sz w:val="18"/>
                 <w:szCs w:val="18"/>
               </w:rPr>
-              <w:t xml:space="preserve">Shuffler parts + filament + chip test (no printer, no tools)</w:t>
+              <w:t xml:space="preserve">Shuffler + dealer + filament + chip test (no printer, no tools)</w:t>
             </w:r>
           </w:p>
         </w:tc>
@@ -786,7 +878,7 @@
                 <w:sz w:val="18"/>
                 <w:szCs w:val="18"/>
               </w:rPr>
-              <w:t xml:space="preserve">≈ $207</w:t>
+              <w:t xml:space="preserve">≈ $233</w:t>
             </w:r>
           </w:p>
         </w:tc>
@@ -12221,7 +12313,2641 @@
         <w:pStyle w:val="Heading1"/>
       </w:pPr>
       <w:r>
-        <w:t xml:space="preserve">5. Poker chip test</w:t>
+        <w:t xml:space="preserve">5. Dealer add-on</w:t>
+      </w:r>
+    </w:p>
+    <w:p>
+      <w:pPr>
+        <w:spacing w:after="120"/>
+      </w:pPr>
+      <w:r>
+        <w:rPr>
+          <w:color w:val="595959"/>
+          <w:sz w:val="18"/>
+          <w:szCs w:val="18"/>
+        </w:rPr>
+        <w:t xml:space="preserve">Only for the dealer build: the machine turns on a printed ball race and throws each player's cards (docs/11-dealer.md).</w:t>
+      </w:r>
+    </w:p>
+    <w:tbl>
+      <w:tblPr>
+        <w:tblW w:type="dxa" w:w="10800"/>
+        <w:tblBorders>
+          <w:top w:val="single" w:color="auto" w:sz="4"/>
+          <w:left w:val="single" w:color="auto" w:sz="4"/>
+          <w:bottom w:val="single" w:color="auto" w:sz="4"/>
+          <w:right w:val="single" w:color="auto" w:sz="4"/>
+          <w:insideH w:val="single" w:color="auto" w:sz="4"/>
+          <w:insideV w:val="single" w:color="auto" w:sz="4"/>
+        </w:tblBorders>
+        <w:tblLayout w:type="fixed"/>
+      </w:tblPr>
+      <w:tblGrid>
+        <w:gridCol w:w="380"/>
+        <w:gridCol w:w="520"/>
+        <w:gridCol w:w="2700"/>
+        <w:gridCol w:w="560"/>
+        <w:gridCol w:w="3040"/>
+        <w:gridCol w:w="760"/>
+        <w:gridCol w:w="2840"/>
+      </w:tblGrid>
+      <w:tr>
+        <w:trPr>
+          <w:tblHeader/>
+        </w:trPr>
+        <w:tc>
+          <w:tcPr>
+            <w:tcW w:type="dxa" w:w="380"/>
+            <w:tcBorders>
+              <w:top w:val="single" w:color="BFBFBF" w:sz="4"/>
+              <w:left w:val="single" w:color="BFBFBF" w:sz="4"/>
+              <w:bottom w:val="single" w:color="BFBFBF" w:sz="4"/>
+              <w:right w:val="single" w:color="BFBFBF" w:sz="4"/>
+            </w:tcBorders>
+            <w:shd w:fill="DCE6F1" w:color="auto" w:val="clear"/>
+            <w:tcMar>
+              <w:top w:type="dxa" w:w="50"/>
+              <w:left w:type="dxa" w:w="80"/>
+              <w:bottom w:type="dxa" w:w="50"/>
+              <w:right w:type="dxa" w:w="80"/>
+            </w:tcMar>
+          </w:tcPr>
+          <w:p>
+            <w:pPr>
+              <w:jc w:val="center"/>
+            </w:pPr>
+            <w:r>
+              <w:rPr>
+                <w:b/>
+                <w:bCs/>
+                <w:color w:val="1F4E79"/>
+                <w:sz w:val="18"/>
+                <w:szCs w:val="18"/>
+              </w:rPr>
+              <w:t xml:space="preserve">☐</w:t>
+            </w:r>
+          </w:p>
+        </w:tc>
+        <w:tc>
+          <w:tcPr>
+            <w:tcW w:type="dxa" w:w="520"/>
+            <w:tcBorders>
+              <w:top w:val="single" w:color="BFBFBF" w:sz="4"/>
+              <w:left w:val="single" w:color="BFBFBF" w:sz="4"/>
+              <w:bottom w:val="single" w:color="BFBFBF" w:sz="4"/>
+              <w:right w:val="single" w:color="BFBFBF" w:sz="4"/>
+            </w:tcBorders>
+            <w:shd w:fill="DCE6F1" w:color="auto" w:val="clear"/>
+            <w:tcMar>
+              <w:top w:type="dxa" w:w="50"/>
+              <w:left w:type="dxa" w:w="80"/>
+              <w:bottom w:type="dxa" w:w="50"/>
+              <w:right w:type="dxa" w:w="80"/>
+            </w:tcMar>
+          </w:tcPr>
+          <w:p>
+            <w:r>
+              <w:rPr>
+                <w:b/>
+                <w:bCs/>
+                <w:color w:val="1F4E79"/>
+                <w:sz w:val="18"/>
+                <w:szCs w:val="18"/>
+              </w:rPr>
+              <w:t xml:space="preserve">#</w:t>
+            </w:r>
+          </w:p>
+        </w:tc>
+        <w:tc>
+          <w:tcPr>
+            <w:tcW w:type="dxa" w:w="2700"/>
+            <w:tcBorders>
+              <w:top w:val="single" w:color="BFBFBF" w:sz="4"/>
+              <w:left w:val="single" w:color="BFBFBF" w:sz="4"/>
+              <w:bottom w:val="single" w:color="BFBFBF" w:sz="4"/>
+              <w:right w:val="single" w:color="BFBFBF" w:sz="4"/>
+            </w:tcBorders>
+            <w:shd w:fill="DCE6F1" w:color="auto" w:val="clear"/>
+            <w:tcMar>
+              <w:top w:type="dxa" w:w="50"/>
+              <w:left w:type="dxa" w:w="80"/>
+              <w:bottom w:type="dxa" w:w="50"/>
+              <w:right w:type="dxa" w:w="80"/>
+            </w:tcMar>
+          </w:tcPr>
+          <w:p>
+            <w:r>
+              <w:rPr>
+                <w:b/>
+                <w:bCs/>
+                <w:color w:val="1F4E79"/>
+                <w:sz w:val="18"/>
+                <w:szCs w:val="18"/>
+              </w:rPr>
+              <w:t xml:space="preserve">Item</w:t>
+            </w:r>
+          </w:p>
+        </w:tc>
+        <w:tc>
+          <w:tcPr>
+            <w:tcW w:type="dxa" w:w="560"/>
+            <w:tcBorders>
+              <w:top w:val="single" w:color="BFBFBF" w:sz="4"/>
+              <w:left w:val="single" w:color="BFBFBF" w:sz="4"/>
+              <w:bottom w:val="single" w:color="BFBFBF" w:sz="4"/>
+              <w:right w:val="single" w:color="BFBFBF" w:sz="4"/>
+            </w:tcBorders>
+            <w:shd w:fill="DCE6F1" w:color="auto" w:val="clear"/>
+            <w:tcMar>
+              <w:top w:type="dxa" w:w="50"/>
+              <w:left w:type="dxa" w:w="80"/>
+              <w:bottom w:type="dxa" w:w="50"/>
+              <w:right w:type="dxa" w:w="80"/>
+            </w:tcMar>
+          </w:tcPr>
+          <w:p>
+            <w:pPr>
+              <w:jc w:val="center"/>
+            </w:pPr>
+            <w:r>
+              <w:rPr>
+                <w:b/>
+                <w:bCs/>
+                <w:color w:val="1F4E79"/>
+                <w:sz w:val="18"/>
+                <w:szCs w:val="18"/>
+              </w:rPr>
+              <w:t xml:space="preserve">Qty</w:t>
+            </w:r>
+          </w:p>
+        </w:tc>
+        <w:tc>
+          <w:tcPr>
+            <w:tcW w:type="dxa" w:w="3040"/>
+            <w:tcBorders>
+              <w:top w:val="single" w:color="BFBFBF" w:sz="4"/>
+              <w:left w:val="single" w:color="BFBFBF" w:sz="4"/>
+              <w:bottom w:val="single" w:color="BFBFBF" w:sz="4"/>
+              <w:right w:val="single" w:color="BFBFBF" w:sz="4"/>
+            </w:tcBorders>
+            <w:shd w:fill="DCE6F1" w:color="auto" w:val="clear"/>
+            <w:tcMar>
+              <w:top w:type="dxa" w:w="50"/>
+              <w:left w:type="dxa" w:w="80"/>
+              <w:bottom w:type="dxa" w:w="50"/>
+              <w:right w:type="dxa" w:w="80"/>
+            </w:tcMar>
+          </w:tcPr>
+          <w:p>
+            <w:r>
+              <w:rPr>
+                <w:b/>
+                <w:bCs/>
+                <w:color w:val="1F4E79"/>
+                <w:sz w:val="18"/>
+                <w:szCs w:val="18"/>
+              </w:rPr>
+              <w:t xml:space="preserve">Spec / what to look for</w:t>
+            </w:r>
+          </w:p>
+        </w:tc>
+        <w:tc>
+          <w:tcPr>
+            <w:tcW w:type="dxa" w:w="760"/>
+            <w:tcBorders>
+              <w:top w:val="single" w:color="BFBFBF" w:sz="4"/>
+              <w:left w:val="single" w:color="BFBFBF" w:sz="4"/>
+              <w:bottom w:val="single" w:color="BFBFBF" w:sz="4"/>
+              <w:right w:val="single" w:color="BFBFBF" w:sz="4"/>
+            </w:tcBorders>
+            <w:shd w:fill="DCE6F1" w:color="auto" w:val="clear"/>
+            <w:tcMar>
+              <w:top w:type="dxa" w:w="50"/>
+              <w:left w:type="dxa" w:w="80"/>
+              <w:bottom w:type="dxa" w:w="50"/>
+              <w:right w:type="dxa" w:w="80"/>
+            </w:tcMar>
+          </w:tcPr>
+          <w:p>
+            <w:pPr>
+              <w:jc w:val="right"/>
+            </w:pPr>
+            <w:r>
+              <w:rPr>
+                <w:b/>
+                <w:bCs/>
+                <w:color w:val="1F4E79"/>
+                <w:sz w:val="18"/>
+                <w:szCs w:val="18"/>
+              </w:rPr>
+              <w:t xml:space="preserve">Est.</w:t>
+            </w:r>
+          </w:p>
+        </w:tc>
+        <w:tc>
+          <w:tcPr>
+            <w:tcW w:type="dxa" w:w="2840"/>
+            <w:tcBorders>
+              <w:top w:val="single" w:color="BFBFBF" w:sz="4"/>
+              <w:left w:val="single" w:color="BFBFBF" w:sz="4"/>
+              <w:bottom w:val="single" w:color="BFBFBF" w:sz="4"/>
+              <w:right w:val="single" w:color="BFBFBF" w:sz="4"/>
+            </w:tcBorders>
+            <w:shd w:fill="DCE6F1" w:color="auto" w:val="clear"/>
+            <w:tcMar>
+              <w:top w:type="dxa" w:w="50"/>
+              <w:left w:type="dxa" w:w="80"/>
+              <w:bottom w:type="dxa" w:w="50"/>
+              <w:right w:type="dxa" w:w="80"/>
+            </w:tcMar>
+          </w:tcPr>
+          <w:p>
+            <w:r>
+              <w:rPr>
+                <w:b/>
+                <w:bCs/>
+                <w:color w:val="1F4E79"/>
+                <w:sz w:val="18"/>
+                <w:szCs w:val="18"/>
+              </w:rPr>
+              <w:t xml:space="preserve">Alternatives / where</w:t>
+            </w:r>
+          </w:p>
+        </w:tc>
+      </w:tr>
+      <w:tr>
+        <w:trPr>
+          <w:cantSplit/>
+        </w:trPr>
+        <w:tc>
+          <w:tcPr>
+            <w:tcW w:type="dxa" w:w="380"/>
+            <w:tcBorders>
+              <w:top w:val="single" w:color="BFBFBF" w:sz="4"/>
+              <w:left w:val="single" w:color="BFBFBF" w:sz="4"/>
+              <w:bottom w:val="single" w:color="BFBFBF" w:sz="4"/>
+              <w:right w:val="single" w:color="BFBFBF" w:sz="4"/>
+            </w:tcBorders>
+            <w:tcMar>
+              <w:top w:type="dxa" w:w="50"/>
+              <w:left w:type="dxa" w:w="80"/>
+              <w:bottom w:type="dxa" w:w="50"/>
+              <w:right w:type="dxa" w:w="80"/>
+            </w:tcMar>
+          </w:tcPr>
+          <w:p>
+            <w:pPr>
+              <w:jc w:val="center"/>
+            </w:pPr>
+            <w:r>
+              <w:rPr>
+                <w:b w:val="false"/>
+                <w:bCs w:val="false"/>
+                <w:sz w:val="18"/>
+                <w:szCs w:val="18"/>
+              </w:rPr>
+              <w:t xml:space="preserve">☐</w:t>
+            </w:r>
+          </w:p>
+        </w:tc>
+        <w:tc>
+          <w:tcPr>
+            <w:tcW w:type="dxa" w:w="520"/>
+            <w:tcBorders>
+              <w:top w:val="single" w:color="BFBFBF" w:sz="4"/>
+              <w:left w:val="single" w:color="BFBFBF" w:sz="4"/>
+              <w:bottom w:val="single" w:color="BFBFBF" w:sz="4"/>
+              <w:right w:val="single" w:color="BFBFBF" w:sz="4"/>
+            </w:tcBorders>
+            <w:tcMar>
+              <w:top w:type="dxa" w:w="50"/>
+              <w:left w:type="dxa" w:w="80"/>
+              <w:bottom w:type="dxa" w:w="50"/>
+              <w:right w:type="dxa" w:w="80"/>
+            </w:tcMar>
+          </w:tcPr>
+          <w:p>
+            <w:r>
+              <w:rPr>
+                <w:b w:val="false"/>
+                <w:bCs w:val="false"/>
+                <w:sz w:val="18"/>
+                <w:szCs w:val="18"/>
+              </w:rPr>
+              <w:t xml:space="preserve">D1</w:t>
+            </w:r>
+          </w:p>
+        </w:tc>
+        <w:tc>
+          <w:tcPr>
+            <w:tcW w:type="dxa" w:w="2700"/>
+            <w:tcBorders>
+              <w:top w:val="single" w:color="BFBFBF" w:sz="4"/>
+              <w:left w:val="single" w:color="BFBFBF" w:sz="4"/>
+              <w:bottom w:val="single" w:color="BFBFBF" w:sz="4"/>
+              <w:right w:val="single" w:color="BFBFBF" w:sz="4"/>
+            </w:tcBorders>
+            <w:tcMar>
+              <w:top w:type="dxa" w:w="50"/>
+              <w:left w:type="dxa" w:w="80"/>
+              <w:bottom w:type="dxa" w:w="50"/>
+              <w:right w:type="dxa" w:w="80"/>
+            </w:tcMar>
+          </w:tcPr>
+          <w:p>
+            <w:r>
+              <w:rPr>
+                <w:b w:val="false"/>
+                <w:bCs w:val="false"/>
+                <w:sz w:val="18"/>
+                <w:szCs w:val="18"/>
+              </w:rPr>
+              <w:t xml:space="preserve">NEMA 17 stepper 34 mm body (turntable)</w:t>
+            </w:r>
+          </w:p>
+        </w:tc>
+        <w:tc>
+          <w:tcPr>
+            <w:tcW w:type="dxa" w:w="560"/>
+            <w:tcBorders>
+              <w:top w:val="single" w:color="BFBFBF" w:sz="4"/>
+              <w:left w:val="single" w:color="BFBFBF" w:sz="4"/>
+              <w:bottom w:val="single" w:color="BFBFBF" w:sz="4"/>
+              <w:right w:val="single" w:color="BFBFBF" w:sz="4"/>
+            </w:tcBorders>
+            <w:tcMar>
+              <w:top w:type="dxa" w:w="50"/>
+              <w:left w:type="dxa" w:w="80"/>
+              <w:bottom w:type="dxa" w:w="50"/>
+              <w:right w:type="dxa" w:w="80"/>
+            </w:tcMar>
+          </w:tcPr>
+          <w:p>
+            <w:pPr>
+              <w:jc w:val="center"/>
+            </w:pPr>
+            <w:r>
+              <w:rPr>
+                <w:b w:val="false"/>
+                <w:bCs w:val="false"/>
+                <w:sz w:val="18"/>
+                <w:szCs w:val="18"/>
+              </w:rPr>
+              <w:t xml:space="preserve">1</w:t>
+            </w:r>
+          </w:p>
+        </w:tc>
+        <w:tc>
+          <w:tcPr>
+            <w:tcW w:type="dxa" w:w="3040"/>
+            <w:tcBorders>
+              <w:top w:val="single" w:color="BFBFBF" w:sz="4"/>
+              <w:left w:val="single" w:color="BFBFBF" w:sz="4"/>
+              <w:bottom w:val="single" w:color="BFBFBF" w:sz="4"/>
+              <w:right w:val="single" w:color="BFBFBF" w:sz="4"/>
+            </w:tcBorders>
+            <w:tcMar>
+              <w:top w:type="dxa" w:w="50"/>
+              <w:left w:type="dxa" w:w="80"/>
+              <w:bottom w:type="dxa" w:w="50"/>
+              <w:right w:type="dxa" w:w="80"/>
+            </w:tcMar>
+          </w:tcPr>
+          <w:p>
+            <w:r>
+              <w:rPr>
+                <w:b w:val="false"/>
+                <w:bCs w:val="false"/>
+                <w:sz w:val="18"/>
+                <w:szCs w:val="18"/>
+              </w:rPr>
+              <w:t xml:space="preserve">17HS3401 class, 1.0-1.3 A, 5 mm D shaft, 24 mm long</w:t>
+            </w:r>
+          </w:p>
+        </w:tc>
+        <w:tc>
+          <w:tcPr>
+            <w:tcW w:type="dxa" w:w="760"/>
+            <w:tcBorders>
+              <w:top w:val="single" w:color="BFBFBF" w:sz="4"/>
+              <w:left w:val="single" w:color="BFBFBF" w:sz="4"/>
+              <w:bottom w:val="single" w:color="BFBFBF" w:sz="4"/>
+              <w:right w:val="single" w:color="BFBFBF" w:sz="4"/>
+            </w:tcBorders>
+            <w:tcMar>
+              <w:top w:type="dxa" w:w="50"/>
+              <w:left w:type="dxa" w:w="80"/>
+              <w:bottom w:type="dxa" w:w="50"/>
+              <w:right w:type="dxa" w:w="80"/>
+            </w:tcMar>
+          </w:tcPr>
+          <w:p>
+            <w:pPr>
+              <w:jc w:val="right"/>
+            </w:pPr>
+            <w:r>
+              <w:rPr>
+                <w:b w:val="false"/>
+                <w:bCs w:val="false"/>
+                <w:sz w:val="18"/>
+                <w:szCs w:val="18"/>
+              </w:rPr>
+              <w:t xml:space="preserve">$9</w:t>
+            </w:r>
+          </w:p>
+        </w:tc>
+        <w:tc>
+          <w:tcPr>
+            <w:tcW w:type="dxa" w:w="2840"/>
+            <w:tcBorders>
+              <w:top w:val="single" w:color="BFBFBF" w:sz="4"/>
+              <w:left w:val="single" w:color="BFBFBF" w:sz="4"/>
+              <w:bottom w:val="single" w:color="BFBFBF" w:sz="4"/>
+              <w:right w:val="single" w:color="BFBFBF" w:sz="4"/>
+            </w:tcBorders>
+            <w:tcMar>
+              <w:top w:type="dxa" w:w="50"/>
+              <w:left w:type="dxa" w:w="80"/>
+              <w:bottom w:type="dxa" w:w="50"/>
+              <w:right w:type="dxa" w:w="80"/>
+            </w:tcMar>
+          </w:tcPr>
+          <w:p>
+            <w:r>
+              <w:rPr>
+                <w:b w:val="false"/>
+                <w:bCs w:val="false"/>
+                <w:sz w:val="18"/>
+                <w:szCs w:val="18"/>
+              </w:rPr>
+              <w:t xml:space="preserve">Alt: pancake 23 mm (less margin). StepperOnline, Amazon, AliExpress</w:t>
+            </w:r>
+          </w:p>
+        </w:tc>
+      </w:tr>
+      <w:tr>
+        <w:trPr>
+          <w:cantSplit/>
+        </w:trPr>
+        <w:tc>
+          <w:tcPr>
+            <w:tcW w:type="dxa" w:w="380"/>
+            <w:tcBorders>
+              <w:top w:val="single" w:color="BFBFBF" w:sz="4"/>
+              <w:left w:val="single" w:color="BFBFBF" w:sz="4"/>
+              <w:bottom w:val="single" w:color="BFBFBF" w:sz="4"/>
+              <w:right w:val="single" w:color="BFBFBF" w:sz="4"/>
+            </w:tcBorders>
+            <w:shd w:fill="F5F8FB" w:color="auto" w:val="clear"/>
+            <w:tcMar>
+              <w:top w:type="dxa" w:w="50"/>
+              <w:left w:type="dxa" w:w="80"/>
+              <w:bottom w:type="dxa" w:w="50"/>
+              <w:right w:type="dxa" w:w="80"/>
+            </w:tcMar>
+          </w:tcPr>
+          <w:p>
+            <w:pPr>
+              <w:jc w:val="center"/>
+            </w:pPr>
+            <w:r>
+              <w:rPr>
+                <w:b w:val="false"/>
+                <w:bCs w:val="false"/>
+                <w:sz w:val="18"/>
+                <w:szCs w:val="18"/>
+              </w:rPr>
+              <w:t xml:space="preserve">☐</w:t>
+            </w:r>
+          </w:p>
+        </w:tc>
+        <w:tc>
+          <w:tcPr>
+            <w:tcW w:type="dxa" w:w="520"/>
+            <w:tcBorders>
+              <w:top w:val="single" w:color="BFBFBF" w:sz="4"/>
+              <w:left w:val="single" w:color="BFBFBF" w:sz="4"/>
+              <w:bottom w:val="single" w:color="BFBFBF" w:sz="4"/>
+              <w:right w:val="single" w:color="BFBFBF" w:sz="4"/>
+            </w:tcBorders>
+            <w:shd w:fill="F5F8FB" w:color="auto" w:val="clear"/>
+            <w:tcMar>
+              <w:top w:type="dxa" w:w="50"/>
+              <w:left w:type="dxa" w:w="80"/>
+              <w:bottom w:type="dxa" w:w="50"/>
+              <w:right w:type="dxa" w:w="80"/>
+            </w:tcMar>
+          </w:tcPr>
+          <w:p>
+            <w:r>
+              <w:rPr>
+                <w:b w:val="false"/>
+                <w:bCs w:val="false"/>
+                <w:sz w:val="18"/>
+                <w:szCs w:val="18"/>
+              </w:rPr>
+              <w:t xml:space="preserve">D2</w:t>
+            </w:r>
+          </w:p>
+        </w:tc>
+        <w:tc>
+          <w:tcPr>
+            <w:tcW w:type="dxa" w:w="2700"/>
+            <w:tcBorders>
+              <w:top w:val="single" w:color="BFBFBF" w:sz="4"/>
+              <w:left w:val="single" w:color="BFBFBF" w:sz="4"/>
+              <w:bottom w:val="single" w:color="BFBFBF" w:sz="4"/>
+              <w:right w:val="single" w:color="BFBFBF" w:sz="4"/>
+            </w:tcBorders>
+            <w:shd w:fill="F5F8FB" w:color="auto" w:val="clear"/>
+            <w:tcMar>
+              <w:top w:type="dxa" w:w="50"/>
+              <w:left w:type="dxa" w:w="80"/>
+              <w:bottom w:type="dxa" w:w="50"/>
+              <w:right w:type="dxa" w:w="80"/>
+            </w:tcMar>
+          </w:tcPr>
+          <w:p>
+            <w:r>
+              <w:rPr>
+                <w:b w:val="false"/>
+                <w:bCs w:val="false"/>
+                <w:sz w:val="18"/>
+                <w:szCs w:val="18"/>
+              </w:rPr>
+              <w:t xml:space="preserve">TMC2208 stepstick (turntable)</w:t>
+            </w:r>
+          </w:p>
+        </w:tc>
+        <w:tc>
+          <w:tcPr>
+            <w:tcW w:type="dxa" w:w="560"/>
+            <w:tcBorders>
+              <w:top w:val="single" w:color="BFBFBF" w:sz="4"/>
+              <w:left w:val="single" w:color="BFBFBF" w:sz="4"/>
+              <w:bottom w:val="single" w:color="BFBFBF" w:sz="4"/>
+              <w:right w:val="single" w:color="BFBFBF" w:sz="4"/>
+            </w:tcBorders>
+            <w:shd w:fill="F5F8FB" w:color="auto" w:val="clear"/>
+            <w:tcMar>
+              <w:top w:type="dxa" w:w="50"/>
+              <w:left w:type="dxa" w:w="80"/>
+              <w:bottom w:type="dxa" w:w="50"/>
+              <w:right w:type="dxa" w:w="80"/>
+            </w:tcMar>
+          </w:tcPr>
+          <w:p>
+            <w:pPr>
+              <w:jc w:val="center"/>
+            </w:pPr>
+            <w:r>
+              <w:rPr>
+                <w:b w:val="false"/>
+                <w:bCs w:val="false"/>
+                <w:sz w:val="18"/>
+                <w:szCs w:val="18"/>
+              </w:rPr>
+              <w:t xml:space="preserve">1</w:t>
+            </w:r>
+          </w:p>
+        </w:tc>
+        <w:tc>
+          <w:tcPr>
+            <w:tcW w:type="dxa" w:w="3040"/>
+            <w:tcBorders>
+              <w:top w:val="single" w:color="BFBFBF" w:sz="4"/>
+              <w:left w:val="single" w:color="BFBFBF" w:sz="4"/>
+              <w:bottom w:val="single" w:color="BFBFBF" w:sz="4"/>
+              <w:right w:val="single" w:color="BFBFBF" w:sz="4"/>
+            </w:tcBorders>
+            <w:shd w:fill="F5F8FB" w:color="auto" w:val="clear"/>
+            <w:tcMar>
+              <w:top w:type="dxa" w:w="50"/>
+              <w:left w:type="dxa" w:w="80"/>
+              <w:bottom w:type="dxa" w:w="50"/>
+              <w:right w:type="dxa" w:w="80"/>
+            </w:tcMar>
+          </w:tcPr>
+          <w:p>
+            <w:r>
+              <w:rPr>
+                <w:b w:val="false"/>
+                <w:bCs w:val="false"/>
+                <w:sz w:val="18"/>
+                <w:szCs w:val="18"/>
+              </w:rPr>
+              <w:t xml:space="preserve">standalone, heatsink</w:t>
+            </w:r>
+          </w:p>
+        </w:tc>
+        <w:tc>
+          <w:tcPr>
+            <w:tcW w:type="dxa" w:w="760"/>
+            <w:tcBorders>
+              <w:top w:val="single" w:color="BFBFBF" w:sz="4"/>
+              <w:left w:val="single" w:color="BFBFBF" w:sz="4"/>
+              <w:bottom w:val="single" w:color="BFBFBF" w:sz="4"/>
+              <w:right w:val="single" w:color="BFBFBF" w:sz="4"/>
+            </w:tcBorders>
+            <w:shd w:fill="F5F8FB" w:color="auto" w:val="clear"/>
+            <w:tcMar>
+              <w:top w:type="dxa" w:w="50"/>
+              <w:left w:type="dxa" w:w="80"/>
+              <w:bottom w:type="dxa" w:w="50"/>
+              <w:right w:type="dxa" w:w="80"/>
+            </w:tcMar>
+          </w:tcPr>
+          <w:p>
+            <w:pPr>
+              <w:jc w:val="right"/>
+            </w:pPr>
+            <w:r>
+              <w:rPr>
+                <w:b w:val="false"/>
+                <w:bCs w:val="false"/>
+                <w:sz w:val="18"/>
+                <w:szCs w:val="18"/>
+              </w:rPr>
+              <w:t xml:space="preserve">$5</w:t>
+            </w:r>
+          </w:p>
+        </w:tc>
+        <w:tc>
+          <w:tcPr>
+            <w:tcW w:type="dxa" w:w="2840"/>
+            <w:tcBorders>
+              <w:top w:val="single" w:color="BFBFBF" w:sz="4"/>
+              <w:left w:val="single" w:color="BFBFBF" w:sz="4"/>
+              <w:bottom w:val="single" w:color="BFBFBF" w:sz="4"/>
+              <w:right w:val="single" w:color="BFBFBF" w:sz="4"/>
+            </w:tcBorders>
+            <w:shd w:fill="F5F8FB" w:color="auto" w:val="clear"/>
+            <w:tcMar>
+              <w:top w:type="dxa" w:w="50"/>
+              <w:left w:type="dxa" w:w="80"/>
+              <w:bottom w:type="dxa" w:w="50"/>
+              <w:right w:type="dxa" w:w="80"/>
+            </w:tcMar>
+          </w:tcPr>
+          <w:p>
+            <w:r>
+              <w:rPr>
+                <w:b w:val="false"/>
+                <w:bCs w:val="false"/>
+                <w:sz w:val="18"/>
+                <w:szCs w:val="18"/>
+              </w:rPr>
+              <w:t xml:space="preserve">Alt: A4988. As E2</w:t>
+            </w:r>
+          </w:p>
+        </w:tc>
+      </w:tr>
+      <w:tr>
+        <w:trPr>
+          <w:cantSplit/>
+        </w:trPr>
+        <w:tc>
+          <w:tcPr>
+            <w:tcW w:type="dxa" w:w="380"/>
+            <w:tcBorders>
+              <w:top w:val="single" w:color="BFBFBF" w:sz="4"/>
+              <w:left w:val="single" w:color="BFBFBF" w:sz="4"/>
+              <w:bottom w:val="single" w:color="BFBFBF" w:sz="4"/>
+              <w:right w:val="single" w:color="BFBFBF" w:sz="4"/>
+            </w:tcBorders>
+            <w:tcMar>
+              <w:top w:type="dxa" w:w="50"/>
+              <w:left w:type="dxa" w:w="80"/>
+              <w:bottom w:type="dxa" w:w="50"/>
+              <w:right w:type="dxa" w:w="80"/>
+            </w:tcMar>
+          </w:tcPr>
+          <w:p>
+            <w:pPr>
+              <w:jc w:val="center"/>
+            </w:pPr>
+            <w:r>
+              <w:rPr>
+                <w:b w:val="false"/>
+                <w:bCs w:val="false"/>
+                <w:sz w:val="18"/>
+                <w:szCs w:val="18"/>
+              </w:rPr>
+              <w:t xml:space="preserve">☐</w:t>
+            </w:r>
+          </w:p>
+        </w:tc>
+        <w:tc>
+          <w:tcPr>
+            <w:tcW w:type="dxa" w:w="520"/>
+            <w:tcBorders>
+              <w:top w:val="single" w:color="BFBFBF" w:sz="4"/>
+              <w:left w:val="single" w:color="BFBFBF" w:sz="4"/>
+              <w:bottom w:val="single" w:color="BFBFBF" w:sz="4"/>
+              <w:right w:val="single" w:color="BFBFBF" w:sz="4"/>
+            </w:tcBorders>
+            <w:tcMar>
+              <w:top w:type="dxa" w:w="50"/>
+              <w:left w:type="dxa" w:w="80"/>
+              <w:bottom w:type="dxa" w:w="50"/>
+              <w:right w:type="dxa" w:w="80"/>
+            </w:tcMar>
+          </w:tcPr>
+          <w:p>
+            <w:r>
+              <w:rPr>
+                <w:b w:val="false"/>
+                <w:bCs w:val="false"/>
+                <w:sz w:val="18"/>
+                <w:szCs w:val="18"/>
+              </w:rPr>
+              <w:t xml:space="preserve">D3</w:t>
+            </w:r>
+          </w:p>
+        </w:tc>
+        <w:tc>
+          <w:tcPr>
+            <w:tcW w:type="dxa" w:w="2700"/>
+            <w:tcBorders>
+              <w:top w:val="single" w:color="BFBFBF" w:sz="4"/>
+              <w:left w:val="single" w:color="BFBFBF" w:sz="4"/>
+              <w:bottom w:val="single" w:color="BFBFBF" w:sz="4"/>
+              <w:right w:val="single" w:color="BFBFBF" w:sz="4"/>
+            </w:tcBorders>
+            <w:tcMar>
+              <w:top w:type="dxa" w:w="50"/>
+              <w:left w:type="dxa" w:w="80"/>
+              <w:bottom w:type="dxa" w:w="50"/>
+              <w:right w:type="dxa" w:w="80"/>
+            </w:tcMar>
+          </w:tcPr>
+          <w:p>
+            <w:r>
+              <w:rPr>
+                <w:b w:val="false"/>
+                <w:bCs w:val="false"/>
+                <w:sz w:val="18"/>
+                <w:szCs w:val="18"/>
+              </w:rPr>
+              <w:t xml:space="preserve">6 mm balls (turntable race)</w:t>
+            </w:r>
+          </w:p>
+        </w:tc>
+        <w:tc>
+          <w:tcPr>
+            <w:tcW w:type="dxa" w:w="560"/>
+            <w:tcBorders>
+              <w:top w:val="single" w:color="BFBFBF" w:sz="4"/>
+              <w:left w:val="single" w:color="BFBFBF" w:sz="4"/>
+              <w:bottom w:val="single" w:color="BFBFBF" w:sz="4"/>
+              <w:right w:val="single" w:color="BFBFBF" w:sz="4"/>
+            </w:tcBorders>
+            <w:tcMar>
+              <w:top w:type="dxa" w:w="50"/>
+              <w:left w:type="dxa" w:w="80"/>
+              <w:bottom w:type="dxa" w:w="50"/>
+              <w:right w:type="dxa" w:w="80"/>
+            </w:tcMar>
+          </w:tcPr>
+          <w:p>
+            <w:pPr>
+              <w:jc w:val="center"/>
+            </w:pPr>
+            <w:r>
+              <w:rPr>
+                <w:b w:val="false"/>
+                <w:bCs w:val="false"/>
+                <w:sz w:val="18"/>
+                <w:szCs w:val="18"/>
+              </w:rPr>
+              <w:t xml:space="preserve">70</w:t>
+            </w:r>
+          </w:p>
+        </w:tc>
+        <w:tc>
+          <w:tcPr>
+            <w:tcW w:type="dxa" w:w="3040"/>
+            <w:tcBorders>
+              <w:top w:val="single" w:color="BFBFBF" w:sz="4"/>
+              <w:left w:val="single" w:color="BFBFBF" w:sz="4"/>
+              <w:bottom w:val="single" w:color="BFBFBF" w:sz="4"/>
+              <w:right w:val="single" w:color="BFBFBF" w:sz="4"/>
+            </w:tcBorders>
+            <w:tcMar>
+              <w:top w:type="dxa" w:w="50"/>
+              <w:left w:type="dxa" w:w="80"/>
+              <w:bottom w:type="dxa" w:w="50"/>
+              <w:right w:type="dxa" w:w="80"/>
+            </w:tcMar>
+          </w:tcPr>
+          <w:p>
+            <w:r>
+              <w:rPr>
+                <w:b w:val="false"/>
+                <w:bCs w:val="false"/>
+                <w:sz w:val="18"/>
+                <w:szCs w:val="18"/>
+              </w:rPr>
+              <w:t xml:space="preserve">steel bearing balls or 0.2 g airsoft BBs</w:t>
+            </w:r>
+          </w:p>
+        </w:tc>
+        <w:tc>
+          <w:tcPr>
+            <w:tcW w:type="dxa" w:w="760"/>
+            <w:tcBorders>
+              <w:top w:val="single" w:color="BFBFBF" w:sz="4"/>
+              <w:left w:val="single" w:color="BFBFBF" w:sz="4"/>
+              <w:bottom w:val="single" w:color="BFBFBF" w:sz="4"/>
+              <w:right w:val="single" w:color="BFBFBF" w:sz="4"/>
+            </w:tcBorders>
+            <w:tcMar>
+              <w:top w:type="dxa" w:w="50"/>
+              <w:left w:type="dxa" w:w="80"/>
+              <w:bottom w:type="dxa" w:w="50"/>
+              <w:right w:type="dxa" w:w="80"/>
+            </w:tcMar>
+          </w:tcPr>
+          <w:p>
+            <w:pPr>
+              <w:jc w:val="right"/>
+            </w:pPr>
+            <w:r>
+              <w:rPr>
+                <w:b w:val="false"/>
+                <w:bCs w:val="false"/>
+                <w:sz w:val="18"/>
+                <w:szCs w:val="18"/>
+              </w:rPr>
+              <w:t xml:space="preserve">$4</w:t>
+            </w:r>
+          </w:p>
+        </w:tc>
+        <w:tc>
+          <w:tcPr>
+            <w:tcW w:type="dxa" w:w="2840"/>
+            <w:tcBorders>
+              <w:top w:val="single" w:color="BFBFBF" w:sz="4"/>
+              <w:left w:val="single" w:color="BFBFBF" w:sz="4"/>
+              <w:bottom w:val="single" w:color="BFBFBF" w:sz="4"/>
+              <w:right w:val="single" w:color="BFBFBF" w:sz="4"/>
+            </w:tcBorders>
+            <w:tcMar>
+              <w:top w:type="dxa" w:w="50"/>
+              <w:left w:type="dxa" w:w="80"/>
+              <w:bottom w:type="dxa" w:w="50"/>
+              <w:right w:type="dxa" w:w="80"/>
+            </w:tcMar>
+          </w:tcPr>
+          <w:p>
+            <w:r>
+              <w:rPr>
+                <w:b w:val="false"/>
+                <w:bCs w:val="false"/>
+                <w:sz w:val="18"/>
+                <w:szCs w:val="18"/>
+              </w:rPr>
+              <w:t xml:space="preserve"/>
+            </w:r>
+          </w:p>
+        </w:tc>
+      </w:tr>
+      <w:tr>
+        <w:trPr>
+          <w:cantSplit/>
+        </w:trPr>
+        <w:tc>
+          <w:tcPr>
+            <w:tcW w:type="dxa" w:w="380"/>
+            <w:tcBorders>
+              <w:top w:val="single" w:color="BFBFBF" w:sz="4"/>
+              <w:left w:val="single" w:color="BFBFBF" w:sz="4"/>
+              <w:bottom w:val="single" w:color="BFBFBF" w:sz="4"/>
+              <w:right w:val="single" w:color="BFBFBF" w:sz="4"/>
+            </w:tcBorders>
+            <w:shd w:fill="F5F8FB" w:color="auto" w:val="clear"/>
+            <w:tcMar>
+              <w:top w:type="dxa" w:w="50"/>
+              <w:left w:type="dxa" w:w="80"/>
+              <w:bottom w:type="dxa" w:w="50"/>
+              <w:right w:type="dxa" w:w="80"/>
+            </w:tcMar>
+          </w:tcPr>
+          <w:p>
+            <w:pPr>
+              <w:jc w:val="center"/>
+            </w:pPr>
+            <w:r>
+              <w:rPr>
+                <w:b w:val="false"/>
+                <w:bCs w:val="false"/>
+                <w:sz w:val="18"/>
+                <w:szCs w:val="18"/>
+              </w:rPr>
+              <w:t xml:space="preserve">☐</w:t>
+            </w:r>
+          </w:p>
+        </w:tc>
+        <w:tc>
+          <w:tcPr>
+            <w:tcW w:type="dxa" w:w="520"/>
+            <w:tcBorders>
+              <w:top w:val="single" w:color="BFBFBF" w:sz="4"/>
+              <w:left w:val="single" w:color="BFBFBF" w:sz="4"/>
+              <w:bottom w:val="single" w:color="BFBFBF" w:sz="4"/>
+              <w:right w:val="single" w:color="BFBFBF" w:sz="4"/>
+            </w:tcBorders>
+            <w:shd w:fill="F5F8FB" w:color="auto" w:val="clear"/>
+            <w:tcMar>
+              <w:top w:type="dxa" w:w="50"/>
+              <w:left w:type="dxa" w:w="80"/>
+              <w:bottom w:type="dxa" w:w="50"/>
+              <w:right w:type="dxa" w:w="80"/>
+            </w:tcMar>
+          </w:tcPr>
+          <w:p>
+            <w:r>
+              <w:rPr>
+                <w:b w:val="false"/>
+                <w:bCs w:val="false"/>
+                <w:sz w:val="18"/>
+                <w:szCs w:val="18"/>
+              </w:rPr>
+              <w:t xml:space="preserve">D4</w:t>
+            </w:r>
+          </w:p>
+        </w:tc>
+        <w:tc>
+          <w:tcPr>
+            <w:tcW w:type="dxa" w:w="2700"/>
+            <w:tcBorders>
+              <w:top w:val="single" w:color="BFBFBF" w:sz="4"/>
+              <w:left w:val="single" w:color="BFBFBF" w:sz="4"/>
+              <w:bottom w:val="single" w:color="BFBFBF" w:sz="4"/>
+              <w:right w:val="single" w:color="BFBFBF" w:sz="4"/>
+            </w:tcBorders>
+            <w:shd w:fill="F5F8FB" w:color="auto" w:val="clear"/>
+            <w:tcMar>
+              <w:top w:type="dxa" w:w="50"/>
+              <w:left w:type="dxa" w:w="80"/>
+              <w:bottom w:type="dxa" w:w="50"/>
+              <w:right w:type="dxa" w:w="80"/>
+            </w:tcMar>
+          </w:tcPr>
+          <w:p>
+            <w:r>
+              <w:rPr>
+                <w:b w:val="false"/>
+                <w:bCs w:val="false"/>
+                <w:sz w:val="18"/>
+                <w:szCs w:val="18"/>
+              </w:rPr>
+              <w:t xml:space="preserve">A3144 hall switch</w:t>
+            </w:r>
+          </w:p>
+        </w:tc>
+        <w:tc>
+          <w:tcPr>
+            <w:tcW w:type="dxa" w:w="560"/>
+            <w:tcBorders>
+              <w:top w:val="single" w:color="BFBFBF" w:sz="4"/>
+              <w:left w:val="single" w:color="BFBFBF" w:sz="4"/>
+              <w:bottom w:val="single" w:color="BFBFBF" w:sz="4"/>
+              <w:right w:val="single" w:color="BFBFBF" w:sz="4"/>
+            </w:tcBorders>
+            <w:shd w:fill="F5F8FB" w:color="auto" w:val="clear"/>
+            <w:tcMar>
+              <w:top w:type="dxa" w:w="50"/>
+              <w:left w:type="dxa" w:w="80"/>
+              <w:bottom w:type="dxa" w:w="50"/>
+              <w:right w:type="dxa" w:w="80"/>
+            </w:tcMar>
+          </w:tcPr>
+          <w:p>
+            <w:pPr>
+              <w:jc w:val="center"/>
+            </w:pPr>
+            <w:r>
+              <w:rPr>
+                <w:b w:val="false"/>
+                <w:bCs w:val="false"/>
+                <w:sz w:val="18"/>
+                <w:szCs w:val="18"/>
+              </w:rPr>
+              <w:t xml:space="preserve">1</w:t>
+            </w:r>
+          </w:p>
+        </w:tc>
+        <w:tc>
+          <w:tcPr>
+            <w:tcW w:type="dxa" w:w="3040"/>
+            <w:tcBorders>
+              <w:top w:val="single" w:color="BFBFBF" w:sz="4"/>
+              <w:left w:val="single" w:color="BFBFBF" w:sz="4"/>
+              <w:bottom w:val="single" w:color="BFBFBF" w:sz="4"/>
+              <w:right w:val="single" w:color="BFBFBF" w:sz="4"/>
+            </w:tcBorders>
+            <w:shd w:fill="F5F8FB" w:color="auto" w:val="clear"/>
+            <w:tcMar>
+              <w:top w:type="dxa" w:w="50"/>
+              <w:left w:type="dxa" w:w="80"/>
+              <w:bottom w:type="dxa" w:w="50"/>
+              <w:right w:type="dxa" w:w="80"/>
+            </w:tcMar>
+          </w:tcPr>
+          <w:p>
+            <w:r>
+              <w:rPr>
+                <w:b w:val="false"/>
+                <w:bCs w:val="false"/>
+                <w:sz w:val="18"/>
+                <w:szCs w:val="18"/>
+              </w:rPr>
+              <w:t xml:space="preserve">unipolar, open collector, 5 V</w:t>
+            </w:r>
+          </w:p>
+        </w:tc>
+        <w:tc>
+          <w:tcPr>
+            <w:tcW w:type="dxa" w:w="760"/>
+            <w:tcBorders>
+              <w:top w:val="single" w:color="BFBFBF" w:sz="4"/>
+              <w:left w:val="single" w:color="BFBFBF" w:sz="4"/>
+              <w:bottom w:val="single" w:color="BFBFBF" w:sz="4"/>
+              <w:right w:val="single" w:color="BFBFBF" w:sz="4"/>
+            </w:tcBorders>
+            <w:shd w:fill="F5F8FB" w:color="auto" w:val="clear"/>
+            <w:tcMar>
+              <w:top w:type="dxa" w:w="50"/>
+              <w:left w:type="dxa" w:w="80"/>
+              <w:bottom w:type="dxa" w:w="50"/>
+              <w:right w:type="dxa" w:w="80"/>
+            </w:tcMar>
+          </w:tcPr>
+          <w:p>
+            <w:pPr>
+              <w:jc w:val="right"/>
+            </w:pPr>
+            <w:r>
+              <w:rPr>
+                <w:b w:val="false"/>
+                <w:bCs w:val="false"/>
+                <w:sz w:val="18"/>
+                <w:szCs w:val="18"/>
+              </w:rPr>
+              <w:t xml:space="preserve">$0.50</w:t>
+            </w:r>
+          </w:p>
+        </w:tc>
+        <w:tc>
+          <w:tcPr>
+            <w:tcW w:type="dxa" w:w="2840"/>
+            <w:tcBorders>
+              <w:top w:val="single" w:color="BFBFBF" w:sz="4"/>
+              <w:left w:val="single" w:color="BFBFBF" w:sz="4"/>
+              <w:bottom w:val="single" w:color="BFBFBF" w:sz="4"/>
+              <w:right w:val="single" w:color="BFBFBF" w:sz="4"/>
+            </w:tcBorders>
+            <w:shd w:fill="F5F8FB" w:color="auto" w:val="clear"/>
+            <w:tcMar>
+              <w:top w:type="dxa" w:w="50"/>
+              <w:left w:type="dxa" w:w="80"/>
+              <w:bottom w:type="dxa" w:w="50"/>
+              <w:right w:type="dxa" w:w="80"/>
+            </w:tcMar>
+          </w:tcPr>
+          <w:p>
+            <w:r>
+              <w:rPr>
+                <w:b w:val="false"/>
+                <w:bCs w:val="false"/>
+                <w:sz w:val="18"/>
+                <w:szCs w:val="18"/>
+              </w:rPr>
+              <w:t xml:space="preserve">Alt: any open-collector unipolar hall switch</w:t>
+            </w:r>
+          </w:p>
+        </w:tc>
+      </w:tr>
+      <w:tr>
+        <w:trPr>
+          <w:cantSplit/>
+        </w:trPr>
+        <w:tc>
+          <w:tcPr>
+            <w:tcW w:type="dxa" w:w="380"/>
+            <w:tcBorders>
+              <w:top w:val="single" w:color="BFBFBF" w:sz="4"/>
+              <w:left w:val="single" w:color="BFBFBF" w:sz="4"/>
+              <w:bottom w:val="single" w:color="BFBFBF" w:sz="4"/>
+              <w:right w:val="single" w:color="BFBFBF" w:sz="4"/>
+            </w:tcBorders>
+            <w:tcMar>
+              <w:top w:type="dxa" w:w="50"/>
+              <w:left w:type="dxa" w:w="80"/>
+              <w:bottom w:type="dxa" w:w="50"/>
+              <w:right w:type="dxa" w:w="80"/>
+            </w:tcMar>
+          </w:tcPr>
+          <w:p>
+            <w:pPr>
+              <w:jc w:val="center"/>
+            </w:pPr>
+            <w:r>
+              <w:rPr>
+                <w:b w:val="false"/>
+                <w:bCs w:val="false"/>
+                <w:sz w:val="18"/>
+                <w:szCs w:val="18"/>
+              </w:rPr>
+              <w:t xml:space="preserve">☐</w:t>
+            </w:r>
+          </w:p>
+        </w:tc>
+        <w:tc>
+          <w:tcPr>
+            <w:tcW w:type="dxa" w:w="520"/>
+            <w:tcBorders>
+              <w:top w:val="single" w:color="BFBFBF" w:sz="4"/>
+              <w:left w:val="single" w:color="BFBFBF" w:sz="4"/>
+              <w:bottom w:val="single" w:color="BFBFBF" w:sz="4"/>
+              <w:right w:val="single" w:color="BFBFBF" w:sz="4"/>
+            </w:tcBorders>
+            <w:tcMar>
+              <w:top w:type="dxa" w:w="50"/>
+              <w:left w:type="dxa" w:w="80"/>
+              <w:bottom w:type="dxa" w:w="50"/>
+              <w:right w:type="dxa" w:w="80"/>
+            </w:tcMar>
+          </w:tcPr>
+          <w:p>
+            <w:r>
+              <w:rPr>
+                <w:b w:val="false"/>
+                <w:bCs w:val="false"/>
+                <w:sz w:val="18"/>
+                <w:szCs w:val="18"/>
+              </w:rPr>
+              <w:t xml:space="preserve">D5</w:t>
+            </w:r>
+          </w:p>
+        </w:tc>
+        <w:tc>
+          <w:tcPr>
+            <w:tcW w:type="dxa" w:w="2700"/>
+            <w:tcBorders>
+              <w:top w:val="single" w:color="BFBFBF" w:sz="4"/>
+              <w:left w:val="single" w:color="BFBFBF" w:sz="4"/>
+              <w:bottom w:val="single" w:color="BFBFBF" w:sz="4"/>
+              <w:right w:val="single" w:color="BFBFBF" w:sz="4"/>
+            </w:tcBorders>
+            <w:tcMar>
+              <w:top w:type="dxa" w:w="50"/>
+              <w:left w:type="dxa" w:w="80"/>
+              <w:bottom w:type="dxa" w:w="50"/>
+              <w:right w:type="dxa" w:w="80"/>
+            </w:tcMar>
+          </w:tcPr>
+          <w:p>
+            <w:r>
+              <w:rPr>
+                <w:b w:val="false"/>
+                <w:bCs w:val="false"/>
+                <w:sz w:val="18"/>
+                <w:szCs w:val="18"/>
+              </w:rPr>
+              <w:t xml:space="preserve">Neodymium magnet 8 x 3 mm</w:t>
+            </w:r>
+          </w:p>
+        </w:tc>
+        <w:tc>
+          <w:tcPr>
+            <w:tcW w:type="dxa" w:w="560"/>
+            <w:tcBorders>
+              <w:top w:val="single" w:color="BFBFBF" w:sz="4"/>
+              <w:left w:val="single" w:color="BFBFBF" w:sz="4"/>
+              <w:bottom w:val="single" w:color="BFBFBF" w:sz="4"/>
+              <w:right w:val="single" w:color="BFBFBF" w:sz="4"/>
+            </w:tcBorders>
+            <w:tcMar>
+              <w:top w:type="dxa" w:w="50"/>
+              <w:left w:type="dxa" w:w="80"/>
+              <w:bottom w:type="dxa" w:w="50"/>
+              <w:right w:type="dxa" w:w="80"/>
+            </w:tcMar>
+          </w:tcPr>
+          <w:p>
+            <w:pPr>
+              <w:jc w:val="center"/>
+            </w:pPr>
+            <w:r>
+              <w:rPr>
+                <w:b w:val="false"/>
+                <w:bCs w:val="false"/>
+                <w:sz w:val="18"/>
+                <w:szCs w:val="18"/>
+              </w:rPr>
+              <w:t xml:space="preserve">1</w:t>
+            </w:r>
+          </w:p>
+        </w:tc>
+        <w:tc>
+          <w:tcPr>
+            <w:tcW w:type="dxa" w:w="3040"/>
+            <w:tcBorders>
+              <w:top w:val="single" w:color="BFBFBF" w:sz="4"/>
+              <w:left w:val="single" w:color="BFBFBF" w:sz="4"/>
+              <w:bottom w:val="single" w:color="BFBFBF" w:sz="4"/>
+              <w:right w:val="single" w:color="BFBFBF" w:sz="4"/>
+            </w:tcBorders>
+            <w:tcMar>
+              <w:top w:type="dxa" w:w="50"/>
+              <w:left w:type="dxa" w:w="80"/>
+              <w:bottom w:type="dxa" w:w="50"/>
+              <w:right w:type="dxa" w:w="80"/>
+            </w:tcMar>
+          </w:tcPr>
+          <w:p>
+            <w:r>
+              <w:rPr>
+                <w:b w:val="false"/>
+                <w:bCs w:val="false"/>
+                <w:sz w:val="18"/>
+                <w:szCs w:val="18"/>
+              </w:rPr>
+              <w:t xml:space="preserve">N35 or better</w:t>
+            </w:r>
+          </w:p>
+        </w:tc>
+        <w:tc>
+          <w:tcPr>
+            <w:tcW w:type="dxa" w:w="760"/>
+            <w:tcBorders>
+              <w:top w:val="single" w:color="BFBFBF" w:sz="4"/>
+              <w:left w:val="single" w:color="BFBFBF" w:sz="4"/>
+              <w:bottom w:val="single" w:color="BFBFBF" w:sz="4"/>
+              <w:right w:val="single" w:color="BFBFBF" w:sz="4"/>
+            </w:tcBorders>
+            <w:tcMar>
+              <w:top w:type="dxa" w:w="50"/>
+              <w:left w:type="dxa" w:w="80"/>
+              <w:bottom w:type="dxa" w:w="50"/>
+              <w:right w:type="dxa" w:w="80"/>
+            </w:tcMar>
+          </w:tcPr>
+          <w:p>
+            <w:pPr>
+              <w:jc w:val="right"/>
+            </w:pPr>
+            <w:r>
+              <w:rPr>
+                <w:b w:val="false"/>
+                <w:bCs w:val="false"/>
+                <w:sz w:val="18"/>
+                <w:szCs w:val="18"/>
+              </w:rPr>
+              <w:t xml:space="preserve">$0.50</w:t>
+            </w:r>
+          </w:p>
+        </w:tc>
+        <w:tc>
+          <w:tcPr>
+            <w:tcW w:type="dxa" w:w="2840"/>
+            <w:tcBorders>
+              <w:top w:val="single" w:color="BFBFBF" w:sz="4"/>
+              <w:left w:val="single" w:color="BFBFBF" w:sz="4"/>
+              <w:bottom w:val="single" w:color="BFBFBF" w:sz="4"/>
+              <w:right w:val="single" w:color="BFBFBF" w:sz="4"/>
+            </w:tcBorders>
+            <w:tcMar>
+              <w:top w:type="dxa" w:w="50"/>
+              <w:left w:type="dxa" w:w="80"/>
+              <w:bottom w:type="dxa" w:w="50"/>
+              <w:right w:type="dxa" w:w="80"/>
+            </w:tcMar>
+          </w:tcPr>
+          <w:p>
+            <w:r>
+              <w:rPr>
+                <w:b w:val="false"/>
+                <w:bCs w:val="false"/>
+                <w:sz w:val="18"/>
+                <w:szCs w:val="18"/>
+              </w:rPr>
+              <w:t xml:space="preserve"/>
+            </w:r>
+          </w:p>
+        </w:tc>
+      </w:tr>
+      <w:tr>
+        <w:trPr>
+          <w:cantSplit/>
+        </w:trPr>
+        <w:tc>
+          <w:tcPr>
+            <w:tcW w:type="dxa" w:w="380"/>
+            <w:tcBorders>
+              <w:top w:val="single" w:color="BFBFBF" w:sz="4"/>
+              <w:left w:val="single" w:color="BFBFBF" w:sz="4"/>
+              <w:bottom w:val="single" w:color="BFBFBF" w:sz="4"/>
+              <w:right w:val="single" w:color="BFBFBF" w:sz="4"/>
+            </w:tcBorders>
+            <w:shd w:fill="F5F8FB" w:color="auto" w:val="clear"/>
+            <w:tcMar>
+              <w:top w:type="dxa" w:w="50"/>
+              <w:left w:type="dxa" w:w="80"/>
+              <w:bottom w:type="dxa" w:w="50"/>
+              <w:right w:type="dxa" w:w="80"/>
+            </w:tcMar>
+          </w:tcPr>
+          <w:p>
+            <w:pPr>
+              <w:jc w:val="center"/>
+            </w:pPr>
+            <w:r>
+              <w:rPr>
+                <w:b w:val="false"/>
+                <w:bCs w:val="false"/>
+                <w:sz w:val="18"/>
+                <w:szCs w:val="18"/>
+              </w:rPr>
+              <w:t xml:space="preserve">☐</w:t>
+            </w:r>
+          </w:p>
+        </w:tc>
+        <w:tc>
+          <w:tcPr>
+            <w:tcW w:type="dxa" w:w="520"/>
+            <w:tcBorders>
+              <w:top w:val="single" w:color="BFBFBF" w:sz="4"/>
+              <w:left w:val="single" w:color="BFBFBF" w:sz="4"/>
+              <w:bottom w:val="single" w:color="BFBFBF" w:sz="4"/>
+              <w:right w:val="single" w:color="BFBFBF" w:sz="4"/>
+            </w:tcBorders>
+            <w:shd w:fill="F5F8FB" w:color="auto" w:val="clear"/>
+            <w:tcMar>
+              <w:top w:type="dxa" w:w="50"/>
+              <w:left w:type="dxa" w:w="80"/>
+              <w:bottom w:type="dxa" w:w="50"/>
+              <w:right w:type="dxa" w:w="80"/>
+            </w:tcMar>
+          </w:tcPr>
+          <w:p>
+            <w:r>
+              <w:rPr>
+                <w:b w:val="false"/>
+                <w:bCs w:val="false"/>
+                <w:sz w:val="18"/>
+                <w:szCs w:val="18"/>
+              </w:rPr>
+              <w:t xml:space="preserve">D6</w:t>
+            </w:r>
+          </w:p>
+        </w:tc>
+        <w:tc>
+          <w:tcPr>
+            <w:tcW w:type="dxa" w:w="2700"/>
+            <w:tcBorders>
+              <w:top w:val="single" w:color="BFBFBF" w:sz="4"/>
+              <w:left w:val="single" w:color="BFBFBF" w:sz="4"/>
+              <w:bottom w:val="single" w:color="BFBFBF" w:sz="4"/>
+              <w:right w:val="single" w:color="BFBFBF" w:sz="4"/>
+            </w:tcBorders>
+            <w:shd w:fill="F5F8FB" w:color="auto" w:val="clear"/>
+            <w:tcMar>
+              <w:top w:type="dxa" w:w="50"/>
+              <w:left w:type="dxa" w:w="80"/>
+              <w:bottom w:type="dxa" w:w="50"/>
+              <w:right w:type="dxa" w:w="80"/>
+            </w:tcMar>
+          </w:tcPr>
+          <w:p>
+            <w:r>
+              <w:rPr>
+                <w:b w:val="false"/>
+                <w:bCs w:val="false"/>
+                <w:sz w:val="18"/>
+                <w:szCs w:val="18"/>
+              </w:rPr>
+              <w:t xml:space="preserve">N20 gearmotor 6 V 3000 rpm (throw roller)</w:t>
+            </w:r>
+          </w:p>
+        </w:tc>
+        <w:tc>
+          <w:tcPr>
+            <w:tcW w:type="dxa" w:w="560"/>
+            <w:tcBorders>
+              <w:top w:val="single" w:color="BFBFBF" w:sz="4"/>
+              <w:left w:val="single" w:color="BFBFBF" w:sz="4"/>
+              <w:bottom w:val="single" w:color="BFBFBF" w:sz="4"/>
+              <w:right w:val="single" w:color="BFBFBF" w:sz="4"/>
+            </w:tcBorders>
+            <w:shd w:fill="F5F8FB" w:color="auto" w:val="clear"/>
+            <w:tcMar>
+              <w:top w:type="dxa" w:w="50"/>
+              <w:left w:type="dxa" w:w="80"/>
+              <w:bottom w:type="dxa" w:w="50"/>
+              <w:right w:type="dxa" w:w="80"/>
+            </w:tcMar>
+          </w:tcPr>
+          <w:p>
+            <w:pPr>
+              <w:jc w:val="center"/>
+            </w:pPr>
+            <w:r>
+              <w:rPr>
+                <w:b w:val="false"/>
+                <w:bCs w:val="false"/>
+                <w:sz w:val="18"/>
+                <w:szCs w:val="18"/>
+              </w:rPr>
+              <w:t xml:space="preserve">1</w:t>
+            </w:r>
+          </w:p>
+        </w:tc>
+        <w:tc>
+          <w:tcPr>
+            <w:tcW w:type="dxa" w:w="3040"/>
+            <w:tcBorders>
+              <w:top w:val="single" w:color="BFBFBF" w:sz="4"/>
+              <w:left w:val="single" w:color="BFBFBF" w:sz="4"/>
+              <w:bottom w:val="single" w:color="BFBFBF" w:sz="4"/>
+              <w:right w:val="single" w:color="BFBFBF" w:sz="4"/>
+            </w:tcBorders>
+            <w:shd w:fill="F5F8FB" w:color="auto" w:val="clear"/>
+            <w:tcMar>
+              <w:top w:type="dxa" w:w="50"/>
+              <w:left w:type="dxa" w:w="80"/>
+              <w:bottom w:type="dxa" w:w="50"/>
+              <w:right w:type="dxa" w:w="80"/>
+            </w:tcMar>
+          </w:tcPr>
+          <w:p>
+            <w:r>
+              <w:rPr>
+                <w:b w:val="false"/>
+                <w:bCs w:val="false"/>
+                <w:sz w:val="18"/>
+                <w:szCs w:val="18"/>
+              </w:rPr>
+              <w:t xml:space="preserve">3 mm D-shaft</w:t>
+            </w:r>
+          </w:p>
+        </w:tc>
+        <w:tc>
+          <w:tcPr>
+            <w:tcW w:type="dxa" w:w="760"/>
+            <w:tcBorders>
+              <w:top w:val="single" w:color="BFBFBF" w:sz="4"/>
+              <w:left w:val="single" w:color="BFBFBF" w:sz="4"/>
+              <w:bottom w:val="single" w:color="BFBFBF" w:sz="4"/>
+              <w:right w:val="single" w:color="BFBFBF" w:sz="4"/>
+            </w:tcBorders>
+            <w:shd w:fill="F5F8FB" w:color="auto" w:val="clear"/>
+            <w:tcMar>
+              <w:top w:type="dxa" w:w="50"/>
+              <w:left w:type="dxa" w:w="80"/>
+              <w:bottom w:type="dxa" w:w="50"/>
+              <w:right w:type="dxa" w:w="80"/>
+            </w:tcMar>
+          </w:tcPr>
+          <w:p>
+            <w:pPr>
+              <w:jc w:val="right"/>
+            </w:pPr>
+            <w:r>
+              <w:rPr>
+                <w:b w:val="false"/>
+                <w:bCs w:val="false"/>
+                <w:sz w:val="18"/>
+                <w:szCs w:val="18"/>
+              </w:rPr>
+              <w:t xml:space="preserve">$4</w:t>
+            </w:r>
+          </w:p>
+        </w:tc>
+        <w:tc>
+          <w:tcPr>
+            <w:tcW w:type="dxa" w:w="2840"/>
+            <w:tcBorders>
+              <w:top w:val="single" w:color="BFBFBF" w:sz="4"/>
+              <w:left w:val="single" w:color="BFBFBF" w:sz="4"/>
+              <w:bottom w:val="single" w:color="BFBFBF" w:sz="4"/>
+              <w:right w:val="single" w:color="BFBFBF" w:sz="4"/>
+            </w:tcBorders>
+            <w:shd w:fill="F5F8FB" w:color="auto" w:val="clear"/>
+            <w:tcMar>
+              <w:top w:type="dxa" w:w="50"/>
+              <w:left w:type="dxa" w:w="80"/>
+              <w:bottom w:type="dxa" w:w="50"/>
+              <w:right w:type="dxa" w:w="80"/>
+            </w:tcMar>
+          </w:tcPr>
+          <w:p>
+            <w:r>
+              <w:rPr>
+                <w:b w:val="false"/>
+                <w:bCs w:val="false"/>
+                <w:sz w:val="18"/>
+                <w:szCs w:val="18"/>
+              </w:rPr>
+              <w:t xml:space="preserve">Alt: N20 2000 rpm (shorter throws). Amazon, AliExpress</w:t>
+            </w:r>
+          </w:p>
+        </w:tc>
+      </w:tr>
+      <w:tr>
+        <w:trPr>
+          <w:cantSplit/>
+        </w:trPr>
+        <w:tc>
+          <w:tcPr>
+            <w:tcW w:type="dxa" w:w="380"/>
+            <w:tcBorders>
+              <w:top w:val="single" w:color="BFBFBF" w:sz="4"/>
+              <w:left w:val="single" w:color="BFBFBF" w:sz="4"/>
+              <w:bottom w:val="single" w:color="BFBFBF" w:sz="4"/>
+              <w:right w:val="single" w:color="BFBFBF" w:sz="4"/>
+            </w:tcBorders>
+            <w:tcMar>
+              <w:top w:type="dxa" w:w="50"/>
+              <w:left w:type="dxa" w:w="80"/>
+              <w:bottom w:type="dxa" w:w="50"/>
+              <w:right w:type="dxa" w:w="80"/>
+            </w:tcMar>
+          </w:tcPr>
+          <w:p>
+            <w:pPr>
+              <w:jc w:val="center"/>
+            </w:pPr>
+            <w:r>
+              <w:rPr>
+                <w:b w:val="false"/>
+                <w:bCs w:val="false"/>
+                <w:sz w:val="18"/>
+                <w:szCs w:val="18"/>
+              </w:rPr>
+              <w:t xml:space="preserve">☐</w:t>
+            </w:r>
+          </w:p>
+        </w:tc>
+        <w:tc>
+          <w:tcPr>
+            <w:tcW w:type="dxa" w:w="520"/>
+            <w:tcBorders>
+              <w:top w:val="single" w:color="BFBFBF" w:sz="4"/>
+              <w:left w:val="single" w:color="BFBFBF" w:sz="4"/>
+              <w:bottom w:val="single" w:color="BFBFBF" w:sz="4"/>
+              <w:right w:val="single" w:color="BFBFBF" w:sz="4"/>
+            </w:tcBorders>
+            <w:tcMar>
+              <w:top w:type="dxa" w:w="50"/>
+              <w:left w:type="dxa" w:w="80"/>
+              <w:bottom w:type="dxa" w:w="50"/>
+              <w:right w:type="dxa" w:w="80"/>
+            </w:tcMar>
+          </w:tcPr>
+          <w:p>
+            <w:r>
+              <w:rPr>
+                <w:b w:val="false"/>
+                <w:bCs w:val="false"/>
+                <w:sz w:val="18"/>
+                <w:szCs w:val="18"/>
+              </w:rPr>
+              <w:t xml:space="preserve">D7</w:t>
+            </w:r>
+          </w:p>
+        </w:tc>
+        <w:tc>
+          <w:tcPr>
+            <w:tcW w:type="dxa" w:w="2700"/>
+            <w:tcBorders>
+              <w:top w:val="single" w:color="BFBFBF" w:sz="4"/>
+              <w:left w:val="single" w:color="BFBFBF" w:sz="4"/>
+              <w:bottom w:val="single" w:color="BFBFBF" w:sz="4"/>
+              <w:right w:val="single" w:color="BFBFBF" w:sz="4"/>
+            </w:tcBorders>
+            <w:tcMar>
+              <w:top w:type="dxa" w:w="50"/>
+              <w:left w:type="dxa" w:w="80"/>
+              <w:bottom w:type="dxa" w:w="50"/>
+              <w:right w:type="dxa" w:w="80"/>
+            </w:tcMar>
+          </w:tcPr>
+          <w:p>
+            <w:r>
+              <w:rPr>
+                <w:b w:val="false"/>
+                <w:bCs w:val="false"/>
+                <w:sz w:val="18"/>
+                <w:szCs w:val="18"/>
+              </w:rPr>
+              <w:t xml:space="preserve">IR LED + phototransistor 3 mm (beam L)</w:t>
+            </w:r>
+          </w:p>
+        </w:tc>
+        <w:tc>
+          <w:tcPr>
+            <w:tcW w:type="dxa" w:w="560"/>
+            <w:tcBorders>
+              <w:top w:val="single" w:color="BFBFBF" w:sz="4"/>
+              <w:left w:val="single" w:color="BFBFBF" w:sz="4"/>
+              <w:bottom w:val="single" w:color="BFBFBF" w:sz="4"/>
+              <w:right w:val="single" w:color="BFBFBF" w:sz="4"/>
+            </w:tcBorders>
+            <w:tcMar>
+              <w:top w:type="dxa" w:w="50"/>
+              <w:left w:type="dxa" w:w="80"/>
+              <w:bottom w:type="dxa" w:w="50"/>
+              <w:right w:type="dxa" w:w="80"/>
+            </w:tcMar>
+          </w:tcPr>
+          <w:p>
+            <w:pPr>
+              <w:jc w:val="center"/>
+            </w:pPr>
+            <w:r>
+              <w:rPr>
+                <w:b w:val="false"/>
+                <w:bCs w:val="false"/>
+                <w:sz w:val="18"/>
+                <w:szCs w:val="18"/>
+              </w:rPr>
+              <w:t xml:space="preserve">1</w:t>
+            </w:r>
+          </w:p>
+        </w:tc>
+        <w:tc>
+          <w:tcPr>
+            <w:tcW w:type="dxa" w:w="3040"/>
+            <w:tcBorders>
+              <w:top w:val="single" w:color="BFBFBF" w:sz="4"/>
+              <w:left w:val="single" w:color="BFBFBF" w:sz="4"/>
+              <w:bottom w:val="single" w:color="BFBFBF" w:sz="4"/>
+              <w:right w:val="single" w:color="BFBFBF" w:sz="4"/>
+            </w:tcBorders>
+            <w:tcMar>
+              <w:top w:type="dxa" w:w="50"/>
+              <w:left w:type="dxa" w:w="80"/>
+              <w:bottom w:type="dxa" w:w="50"/>
+              <w:right w:type="dxa" w:w="80"/>
+            </w:tcMar>
+          </w:tcPr>
+          <w:p>
+            <w:r>
+              <w:rPr>
+                <w:b w:val="false"/>
+                <w:bCs w:val="false"/>
+                <w:sz w:val="18"/>
+                <w:szCs w:val="18"/>
+              </w:rPr>
+              <w:t xml:space="preserve">as E18 + E19</w:t>
+            </w:r>
+          </w:p>
+        </w:tc>
+        <w:tc>
+          <w:tcPr>
+            <w:tcW w:type="dxa" w:w="760"/>
+            <w:tcBorders>
+              <w:top w:val="single" w:color="BFBFBF" w:sz="4"/>
+              <w:left w:val="single" w:color="BFBFBF" w:sz="4"/>
+              <w:bottom w:val="single" w:color="BFBFBF" w:sz="4"/>
+              <w:right w:val="single" w:color="BFBFBF" w:sz="4"/>
+            </w:tcBorders>
+            <w:tcMar>
+              <w:top w:type="dxa" w:w="50"/>
+              <w:left w:type="dxa" w:w="80"/>
+              <w:bottom w:type="dxa" w:w="50"/>
+              <w:right w:type="dxa" w:w="80"/>
+            </w:tcMar>
+          </w:tcPr>
+          <w:p>
+            <w:pPr>
+              <w:jc w:val="right"/>
+            </w:pPr>
+            <w:r>
+              <w:rPr>
+                <w:b w:val="false"/>
+                <w:bCs w:val="false"/>
+                <w:sz w:val="18"/>
+                <w:szCs w:val="18"/>
+              </w:rPr>
+              <w:t xml:space="preserve">$0.75</w:t>
+            </w:r>
+          </w:p>
+        </w:tc>
+        <w:tc>
+          <w:tcPr>
+            <w:tcW w:type="dxa" w:w="2840"/>
+            <w:tcBorders>
+              <w:top w:val="single" w:color="BFBFBF" w:sz="4"/>
+              <w:left w:val="single" w:color="BFBFBF" w:sz="4"/>
+              <w:bottom w:val="single" w:color="BFBFBF" w:sz="4"/>
+              <w:right w:val="single" w:color="BFBFBF" w:sz="4"/>
+            </w:tcBorders>
+            <w:tcMar>
+              <w:top w:type="dxa" w:w="50"/>
+              <w:left w:type="dxa" w:w="80"/>
+              <w:bottom w:type="dxa" w:w="50"/>
+              <w:right w:type="dxa" w:w="80"/>
+            </w:tcMar>
+          </w:tcPr>
+          <w:p>
+            <w:r>
+              <w:rPr>
+                <w:b w:val="false"/>
+                <w:bCs w:val="false"/>
+                <w:sz w:val="18"/>
+                <w:szCs w:val="18"/>
+              </w:rPr>
+              <w:t xml:space="preserve">As E18/E19</w:t>
+            </w:r>
+          </w:p>
+        </w:tc>
+      </w:tr>
+      <w:tr>
+        <w:trPr>
+          <w:cantSplit/>
+        </w:trPr>
+        <w:tc>
+          <w:tcPr>
+            <w:tcW w:type="dxa" w:w="380"/>
+            <w:tcBorders>
+              <w:top w:val="single" w:color="BFBFBF" w:sz="4"/>
+              <w:left w:val="single" w:color="BFBFBF" w:sz="4"/>
+              <w:bottom w:val="single" w:color="BFBFBF" w:sz="4"/>
+              <w:right w:val="single" w:color="BFBFBF" w:sz="4"/>
+            </w:tcBorders>
+            <w:shd w:fill="F5F8FB" w:color="auto" w:val="clear"/>
+            <w:tcMar>
+              <w:top w:type="dxa" w:w="50"/>
+              <w:left w:type="dxa" w:w="80"/>
+              <w:bottom w:type="dxa" w:w="50"/>
+              <w:right w:type="dxa" w:w="80"/>
+            </w:tcMar>
+          </w:tcPr>
+          <w:p>
+            <w:pPr>
+              <w:jc w:val="center"/>
+            </w:pPr>
+            <w:r>
+              <w:rPr>
+                <w:b w:val="false"/>
+                <w:bCs w:val="false"/>
+                <w:sz w:val="18"/>
+                <w:szCs w:val="18"/>
+              </w:rPr>
+              <w:t xml:space="preserve">☐</w:t>
+            </w:r>
+          </w:p>
+        </w:tc>
+        <w:tc>
+          <w:tcPr>
+            <w:tcW w:type="dxa" w:w="520"/>
+            <w:tcBorders>
+              <w:top w:val="single" w:color="BFBFBF" w:sz="4"/>
+              <w:left w:val="single" w:color="BFBFBF" w:sz="4"/>
+              <w:bottom w:val="single" w:color="BFBFBF" w:sz="4"/>
+              <w:right w:val="single" w:color="BFBFBF" w:sz="4"/>
+            </w:tcBorders>
+            <w:shd w:fill="F5F8FB" w:color="auto" w:val="clear"/>
+            <w:tcMar>
+              <w:top w:type="dxa" w:w="50"/>
+              <w:left w:type="dxa" w:w="80"/>
+              <w:bottom w:type="dxa" w:w="50"/>
+              <w:right w:type="dxa" w:w="80"/>
+            </w:tcMar>
+          </w:tcPr>
+          <w:p>
+            <w:r>
+              <w:rPr>
+                <w:b w:val="false"/>
+                <w:bCs w:val="false"/>
+                <w:sz w:val="18"/>
+                <w:szCs w:val="18"/>
+              </w:rPr>
+              <w:t xml:space="preserve">D9</w:t>
+            </w:r>
+          </w:p>
+        </w:tc>
+        <w:tc>
+          <w:tcPr>
+            <w:tcW w:type="dxa" w:w="2700"/>
+            <w:tcBorders>
+              <w:top w:val="single" w:color="BFBFBF" w:sz="4"/>
+              <w:left w:val="single" w:color="BFBFBF" w:sz="4"/>
+              <w:bottom w:val="single" w:color="BFBFBF" w:sz="4"/>
+              <w:right w:val="single" w:color="BFBFBF" w:sz="4"/>
+            </w:tcBorders>
+            <w:shd w:fill="F5F8FB" w:color="auto" w:val="clear"/>
+            <w:tcMar>
+              <w:top w:type="dxa" w:w="50"/>
+              <w:left w:type="dxa" w:w="80"/>
+              <w:bottom w:type="dxa" w:w="50"/>
+              <w:right w:type="dxa" w:w="80"/>
+            </w:tcMar>
+          </w:tcPr>
+          <w:p>
+            <w:r>
+              <w:rPr>
+                <w:b w:val="false"/>
+                <w:bCs w:val="false"/>
+                <w:sz w:val="18"/>
+                <w:szCs w:val="18"/>
+              </w:rPr>
+              <w:t xml:space="preserve">Stick-on rubber pads 12 mm</w:t>
+            </w:r>
+          </w:p>
+        </w:tc>
+        <w:tc>
+          <w:tcPr>
+            <w:tcW w:type="dxa" w:w="560"/>
+            <w:tcBorders>
+              <w:top w:val="single" w:color="BFBFBF" w:sz="4"/>
+              <w:left w:val="single" w:color="BFBFBF" w:sz="4"/>
+              <w:bottom w:val="single" w:color="BFBFBF" w:sz="4"/>
+              <w:right w:val="single" w:color="BFBFBF" w:sz="4"/>
+            </w:tcBorders>
+            <w:shd w:fill="F5F8FB" w:color="auto" w:val="clear"/>
+            <w:tcMar>
+              <w:top w:type="dxa" w:w="50"/>
+              <w:left w:type="dxa" w:w="80"/>
+              <w:bottom w:type="dxa" w:w="50"/>
+              <w:right w:type="dxa" w:w="80"/>
+            </w:tcMar>
+          </w:tcPr>
+          <w:p>
+            <w:pPr>
+              <w:jc w:val="center"/>
+            </w:pPr>
+            <w:r>
+              <w:rPr>
+                <w:b w:val="false"/>
+                <w:bCs w:val="false"/>
+                <w:sz w:val="18"/>
+                <w:szCs w:val="18"/>
+              </w:rPr>
+              <w:t xml:space="preserve">4</w:t>
+            </w:r>
+          </w:p>
+        </w:tc>
+        <w:tc>
+          <w:tcPr>
+            <w:tcW w:type="dxa" w:w="3040"/>
+            <w:tcBorders>
+              <w:top w:val="single" w:color="BFBFBF" w:sz="4"/>
+              <w:left w:val="single" w:color="BFBFBF" w:sz="4"/>
+              <w:bottom w:val="single" w:color="BFBFBF" w:sz="4"/>
+              <w:right w:val="single" w:color="BFBFBF" w:sz="4"/>
+            </w:tcBorders>
+            <w:shd w:fill="F5F8FB" w:color="auto" w:val="clear"/>
+            <w:tcMar>
+              <w:top w:type="dxa" w:w="50"/>
+              <w:left w:type="dxa" w:w="80"/>
+              <w:bottom w:type="dxa" w:w="50"/>
+              <w:right w:type="dxa" w:w="80"/>
+            </w:tcMar>
+          </w:tcPr>
+          <w:p>
+            <w:r>
+              <w:rPr>
+                <w:b w:val="false"/>
+                <w:bCs w:val="false"/>
+                <w:sz w:val="18"/>
+                <w:szCs w:val="18"/>
+              </w:rPr>
+              <w:t xml:space="preserve">for the turntable foot</w:t>
+            </w:r>
+          </w:p>
+        </w:tc>
+        <w:tc>
+          <w:tcPr>
+            <w:tcW w:type="dxa" w:w="760"/>
+            <w:tcBorders>
+              <w:top w:val="single" w:color="BFBFBF" w:sz="4"/>
+              <w:left w:val="single" w:color="BFBFBF" w:sz="4"/>
+              <w:bottom w:val="single" w:color="BFBFBF" w:sz="4"/>
+              <w:right w:val="single" w:color="BFBFBF" w:sz="4"/>
+            </w:tcBorders>
+            <w:shd w:fill="F5F8FB" w:color="auto" w:val="clear"/>
+            <w:tcMar>
+              <w:top w:type="dxa" w:w="50"/>
+              <w:left w:type="dxa" w:w="80"/>
+              <w:bottom w:type="dxa" w:w="50"/>
+              <w:right w:type="dxa" w:w="80"/>
+            </w:tcMar>
+          </w:tcPr>
+          <w:p>
+            <w:pPr>
+              <w:jc w:val="right"/>
+            </w:pPr>
+            <w:r>
+              <w:rPr>
+                <w:b w:val="false"/>
+                <w:bCs w:val="false"/>
+                <w:sz w:val="18"/>
+                <w:szCs w:val="18"/>
+              </w:rPr>
+              <w:t xml:space="preserve">$1</w:t>
+            </w:r>
+          </w:p>
+        </w:tc>
+        <w:tc>
+          <w:tcPr>
+            <w:tcW w:type="dxa" w:w="2840"/>
+            <w:tcBorders>
+              <w:top w:val="single" w:color="BFBFBF" w:sz="4"/>
+              <w:left w:val="single" w:color="BFBFBF" w:sz="4"/>
+              <w:bottom w:val="single" w:color="BFBFBF" w:sz="4"/>
+              <w:right w:val="single" w:color="BFBFBF" w:sz="4"/>
+            </w:tcBorders>
+            <w:shd w:fill="F5F8FB" w:color="auto" w:val="clear"/>
+            <w:tcMar>
+              <w:top w:type="dxa" w:w="50"/>
+              <w:left w:type="dxa" w:w="80"/>
+              <w:bottom w:type="dxa" w:w="50"/>
+              <w:right w:type="dxa" w:w="80"/>
+            </w:tcMar>
+          </w:tcPr>
+          <w:p>
+            <w:r>
+              <w:rPr>
+                <w:b w:val="false"/>
+                <w:bCs w:val="false"/>
+                <w:sz w:val="18"/>
+                <w:szCs w:val="18"/>
+              </w:rPr>
+              <w:t xml:space="preserve"/>
+            </w:r>
+          </w:p>
+        </w:tc>
+      </w:tr>
+      <w:tr>
+        <w:trPr>
+          <w:cantSplit/>
+        </w:trPr>
+        <w:tc>
+          <w:tcPr>
+            <w:tcW w:type="dxa" w:w="380"/>
+            <w:tcBorders>
+              <w:top w:val="single" w:color="BFBFBF" w:sz="4"/>
+              <w:left w:val="single" w:color="BFBFBF" w:sz="4"/>
+              <w:bottom w:val="single" w:color="BFBFBF" w:sz="4"/>
+              <w:right w:val="single" w:color="BFBFBF" w:sz="4"/>
+            </w:tcBorders>
+            <w:tcMar>
+              <w:top w:type="dxa" w:w="50"/>
+              <w:left w:type="dxa" w:w="80"/>
+              <w:bottom w:type="dxa" w:w="50"/>
+              <w:right w:type="dxa" w:w="80"/>
+            </w:tcMar>
+          </w:tcPr>
+          <w:p>
+            <w:pPr>
+              <w:jc w:val="center"/>
+            </w:pPr>
+            <w:r>
+              <w:rPr>
+                <w:b w:val="false"/>
+                <w:bCs w:val="false"/>
+                <w:sz w:val="18"/>
+                <w:szCs w:val="18"/>
+              </w:rPr>
+              <w:t xml:space="preserve">☐</w:t>
+            </w:r>
+          </w:p>
+        </w:tc>
+        <w:tc>
+          <w:tcPr>
+            <w:tcW w:type="dxa" w:w="520"/>
+            <w:tcBorders>
+              <w:top w:val="single" w:color="BFBFBF" w:sz="4"/>
+              <w:left w:val="single" w:color="BFBFBF" w:sz="4"/>
+              <w:bottom w:val="single" w:color="BFBFBF" w:sz="4"/>
+              <w:right w:val="single" w:color="BFBFBF" w:sz="4"/>
+            </w:tcBorders>
+            <w:tcMar>
+              <w:top w:type="dxa" w:w="50"/>
+              <w:left w:type="dxa" w:w="80"/>
+              <w:bottom w:type="dxa" w:w="50"/>
+              <w:right w:type="dxa" w:w="80"/>
+            </w:tcMar>
+          </w:tcPr>
+          <w:p>
+            <w:r>
+              <w:rPr>
+                <w:b w:val="false"/>
+                <w:bCs w:val="false"/>
+                <w:sz w:val="18"/>
+                <w:szCs w:val="18"/>
+              </w:rPr>
+              <w:t xml:space="preserve">D10</w:t>
+            </w:r>
+          </w:p>
+        </w:tc>
+        <w:tc>
+          <w:tcPr>
+            <w:tcW w:type="dxa" w:w="2700"/>
+            <w:tcBorders>
+              <w:top w:val="single" w:color="BFBFBF" w:sz="4"/>
+              <w:left w:val="single" w:color="BFBFBF" w:sz="4"/>
+              <w:bottom w:val="single" w:color="BFBFBF" w:sz="4"/>
+              <w:right w:val="single" w:color="BFBFBF" w:sz="4"/>
+            </w:tcBorders>
+            <w:tcMar>
+              <w:top w:type="dxa" w:w="50"/>
+              <w:left w:type="dxa" w:w="80"/>
+              <w:bottom w:type="dxa" w:w="50"/>
+              <w:right w:type="dxa" w:w="80"/>
+            </w:tcMar>
+          </w:tcPr>
+          <w:p>
+            <w:r>
+              <w:rPr>
+                <w:b w:val="false"/>
+                <w:bCs w:val="false"/>
+                <w:sz w:val="18"/>
+                <w:szCs w:val="18"/>
+              </w:rPr>
+              <w:t xml:space="preserve">M3 x 30 screws + M3 x 5 grub</w:t>
+            </w:r>
+          </w:p>
+        </w:tc>
+        <w:tc>
+          <w:tcPr>
+            <w:tcW w:type="dxa" w:w="560"/>
+            <w:tcBorders>
+              <w:top w:val="single" w:color="BFBFBF" w:sz="4"/>
+              <w:left w:val="single" w:color="BFBFBF" w:sz="4"/>
+              <w:bottom w:val="single" w:color="BFBFBF" w:sz="4"/>
+              <w:right w:val="single" w:color="BFBFBF" w:sz="4"/>
+            </w:tcBorders>
+            <w:tcMar>
+              <w:top w:type="dxa" w:w="50"/>
+              <w:left w:type="dxa" w:w="80"/>
+              <w:bottom w:type="dxa" w:w="50"/>
+              <w:right w:type="dxa" w:w="80"/>
+            </w:tcMar>
+          </w:tcPr>
+          <w:p>
+            <w:pPr>
+              <w:jc w:val="center"/>
+            </w:pPr>
+            <w:r>
+              <w:rPr>
+                <w:b w:val="false"/>
+                <w:bCs w:val="false"/>
+                <w:sz w:val="18"/>
+                <w:szCs w:val="18"/>
+              </w:rPr>
+              <w:t xml:space="preserve">1</w:t>
+            </w:r>
+          </w:p>
+        </w:tc>
+        <w:tc>
+          <w:tcPr>
+            <w:tcW w:type="dxa" w:w="3040"/>
+            <w:tcBorders>
+              <w:top w:val="single" w:color="BFBFBF" w:sz="4"/>
+              <w:left w:val="single" w:color="BFBFBF" w:sz="4"/>
+              <w:bottom w:val="single" w:color="BFBFBF" w:sz="4"/>
+              <w:right w:val="single" w:color="BFBFBF" w:sz="4"/>
+            </w:tcBorders>
+            <w:tcMar>
+              <w:top w:type="dxa" w:w="50"/>
+              <w:left w:type="dxa" w:w="80"/>
+              <w:bottom w:type="dxa" w:w="50"/>
+              <w:right w:type="dxa" w:w="80"/>
+            </w:tcMar>
+          </w:tcPr>
+          <w:p>
+            <w:r>
+              <w:rPr>
+                <w:b w:val="false"/>
+                <w:bCs w:val="false"/>
+                <w:sz w:val="18"/>
+                <w:szCs w:val="18"/>
+              </w:rPr>
+              <w:t xml:space="preserve">stop screws x2, pinion grub x1</w:t>
+            </w:r>
+          </w:p>
+        </w:tc>
+        <w:tc>
+          <w:tcPr>
+            <w:tcW w:type="dxa" w:w="760"/>
+            <w:tcBorders>
+              <w:top w:val="single" w:color="BFBFBF" w:sz="4"/>
+              <w:left w:val="single" w:color="BFBFBF" w:sz="4"/>
+              <w:bottom w:val="single" w:color="BFBFBF" w:sz="4"/>
+              <w:right w:val="single" w:color="BFBFBF" w:sz="4"/>
+            </w:tcBorders>
+            <w:tcMar>
+              <w:top w:type="dxa" w:w="50"/>
+              <w:left w:type="dxa" w:w="80"/>
+              <w:bottom w:type="dxa" w:w="50"/>
+              <w:right w:type="dxa" w:w="80"/>
+            </w:tcMar>
+          </w:tcPr>
+          <w:p>
+            <w:pPr>
+              <w:jc w:val="right"/>
+            </w:pPr>
+            <w:r>
+              <w:rPr>
+                <w:b w:val="false"/>
+                <w:bCs w:val="false"/>
+                <w:sz w:val="18"/>
+                <w:szCs w:val="18"/>
+              </w:rPr>
+              <w:t xml:space="preserve">$0.50</w:t>
+            </w:r>
+          </w:p>
+        </w:tc>
+        <w:tc>
+          <w:tcPr>
+            <w:tcW w:type="dxa" w:w="2840"/>
+            <w:tcBorders>
+              <w:top w:val="single" w:color="BFBFBF" w:sz="4"/>
+              <w:left w:val="single" w:color="BFBFBF" w:sz="4"/>
+              <w:bottom w:val="single" w:color="BFBFBF" w:sz="4"/>
+              <w:right w:val="single" w:color="BFBFBF" w:sz="4"/>
+            </w:tcBorders>
+            <w:tcMar>
+              <w:top w:type="dxa" w:w="50"/>
+              <w:left w:type="dxa" w:w="80"/>
+              <w:bottom w:type="dxa" w:w="50"/>
+              <w:right w:type="dxa" w:w="80"/>
+            </w:tcMar>
+          </w:tcPr>
+          <w:p>
+            <w:r>
+              <w:rPr>
+                <w:b w:val="false"/>
+                <w:bCs w:val="false"/>
+                <w:sz w:val="18"/>
+                <w:szCs w:val="18"/>
+              </w:rPr>
+              <w:t xml:space="preserve"/>
+            </w:r>
+          </w:p>
+        </w:tc>
+      </w:tr>
+      <w:tr>
+        <w:trPr>
+          <w:cantSplit/>
+        </w:trPr>
+        <w:tc>
+          <w:tcPr>
+            <w:tcW w:type="dxa" w:w="380"/>
+            <w:tcBorders>
+              <w:top w:val="single" w:color="BFBFBF" w:sz="4"/>
+              <w:left w:val="single" w:color="BFBFBF" w:sz="4"/>
+              <w:bottom w:val="single" w:color="BFBFBF" w:sz="4"/>
+              <w:right w:val="single" w:color="BFBFBF" w:sz="4"/>
+            </w:tcBorders>
+            <w:shd w:fill="F5F8FB" w:color="auto" w:val="clear"/>
+            <w:tcMar>
+              <w:top w:type="dxa" w:w="50"/>
+              <w:left w:type="dxa" w:w="80"/>
+              <w:bottom w:type="dxa" w:w="50"/>
+              <w:right w:type="dxa" w:w="80"/>
+            </w:tcMar>
+          </w:tcPr>
+          <w:p>
+            <w:pPr>
+              <w:jc w:val="center"/>
+            </w:pPr>
+            <w:r>
+              <w:rPr>
+                <w:b w:val="false"/>
+                <w:bCs w:val="false"/>
+                <w:sz w:val="18"/>
+                <w:szCs w:val="18"/>
+              </w:rPr>
+              <w:t xml:space="preserve">☐</w:t>
+            </w:r>
+          </w:p>
+        </w:tc>
+        <w:tc>
+          <w:tcPr>
+            <w:tcW w:type="dxa" w:w="520"/>
+            <w:tcBorders>
+              <w:top w:val="single" w:color="BFBFBF" w:sz="4"/>
+              <w:left w:val="single" w:color="BFBFBF" w:sz="4"/>
+              <w:bottom w:val="single" w:color="BFBFBF" w:sz="4"/>
+              <w:right w:val="single" w:color="BFBFBF" w:sz="4"/>
+            </w:tcBorders>
+            <w:shd w:fill="F5F8FB" w:color="auto" w:val="clear"/>
+            <w:tcMar>
+              <w:top w:type="dxa" w:w="50"/>
+              <w:left w:type="dxa" w:w="80"/>
+              <w:bottom w:type="dxa" w:w="50"/>
+              <w:right w:type="dxa" w:w="80"/>
+            </w:tcMar>
+          </w:tcPr>
+          <w:p>
+            <w:r>
+              <w:rPr>
+                <w:b w:val="false"/>
+                <w:bCs w:val="false"/>
+                <w:sz w:val="18"/>
+                <w:szCs w:val="18"/>
+              </w:rPr>
+              <w:t xml:space="preserve">D11</w:t>
+            </w:r>
+          </w:p>
+        </w:tc>
+        <w:tc>
+          <w:tcPr>
+            <w:tcW w:type="dxa" w:w="2700"/>
+            <w:tcBorders>
+              <w:top w:val="single" w:color="BFBFBF" w:sz="4"/>
+              <w:left w:val="single" w:color="BFBFBF" w:sz="4"/>
+              <w:bottom w:val="single" w:color="BFBFBF" w:sz="4"/>
+              <w:right w:val="single" w:color="BFBFBF" w:sz="4"/>
+            </w:tcBorders>
+            <w:shd w:fill="F5F8FB" w:color="auto" w:val="clear"/>
+            <w:tcMar>
+              <w:top w:type="dxa" w:w="50"/>
+              <w:left w:type="dxa" w:w="80"/>
+              <w:bottom w:type="dxa" w:w="50"/>
+              <w:right w:type="dxa" w:w="80"/>
+            </w:tcMar>
+          </w:tcPr>
+          <w:p>
+            <w:r>
+              <w:rPr>
+                <w:b w:val="false"/>
+                <w:bCs w:val="false"/>
+                <w:sz w:val="18"/>
+                <w:szCs w:val="18"/>
+              </w:rPr>
+              <w:t xml:space="preserve">Perfboard 90 x 70 mm + 100 uF 25 V</w:t>
+            </w:r>
+          </w:p>
+        </w:tc>
+        <w:tc>
+          <w:tcPr>
+            <w:tcW w:type="dxa" w:w="560"/>
+            <w:tcBorders>
+              <w:top w:val="single" w:color="BFBFBF" w:sz="4"/>
+              <w:left w:val="single" w:color="BFBFBF" w:sz="4"/>
+              <w:bottom w:val="single" w:color="BFBFBF" w:sz="4"/>
+              <w:right w:val="single" w:color="BFBFBF" w:sz="4"/>
+            </w:tcBorders>
+            <w:shd w:fill="F5F8FB" w:color="auto" w:val="clear"/>
+            <w:tcMar>
+              <w:top w:type="dxa" w:w="50"/>
+              <w:left w:type="dxa" w:w="80"/>
+              <w:bottom w:type="dxa" w:w="50"/>
+              <w:right w:type="dxa" w:w="80"/>
+            </w:tcMar>
+          </w:tcPr>
+          <w:p>
+            <w:pPr>
+              <w:jc w:val="center"/>
+            </w:pPr>
+            <w:r>
+              <w:rPr>
+                <w:b w:val="false"/>
+                <w:bCs w:val="false"/>
+                <w:sz w:val="18"/>
+                <w:szCs w:val="18"/>
+              </w:rPr>
+              <w:t xml:space="preserve">1</w:t>
+            </w:r>
+          </w:p>
+        </w:tc>
+        <w:tc>
+          <w:tcPr>
+            <w:tcW w:type="dxa" w:w="3040"/>
+            <w:tcBorders>
+              <w:top w:val="single" w:color="BFBFBF" w:sz="4"/>
+              <w:left w:val="single" w:color="BFBFBF" w:sz="4"/>
+              <w:bottom w:val="single" w:color="BFBFBF" w:sz="4"/>
+              <w:right w:val="single" w:color="BFBFBF" w:sz="4"/>
+            </w:tcBorders>
+            <w:shd w:fill="F5F8FB" w:color="auto" w:val="clear"/>
+            <w:tcMar>
+              <w:top w:type="dxa" w:w="50"/>
+              <w:left w:type="dxa" w:w="80"/>
+              <w:bottom w:type="dxa" w:w="50"/>
+              <w:right w:type="dxa" w:w="80"/>
+            </w:tcMar>
+          </w:tcPr>
+          <w:p>
+            <w:r>
+              <w:rPr>
+                <w:b w:val="false"/>
+                <w:bCs w:val="false"/>
+                <w:sz w:val="18"/>
+                <w:szCs w:val="18"/>
+              </w:rPr>
+              <w:t xml:space="preserve">replaces the 70 x 50 main board (room for the second TMC2208)</w:t>
+            </w:r>
+          </w:p>
+        </w:tc>
+        <w:tc>
+          <w:tcPr>
+            <w:tcW w:type="dxa" w:w="760"/>
+            <w:tcBorders>
+              <w:top w:val="single" w:color="BFBFBF" w:sz="4"/>
+              <w:left w:val="single" w:color="BFBFBF" w:sz="4"/>
+              <w:bottom w:val="single" w:color="BFBFBF" w:sz="4"/>
+              <w:right w:val="single" w:color="BFBFBF" w:sz="4"/>
+            </w:tcBorders>
+            <w:shd w:fill="F5F8FB" w:color="auto" w:val="clear"/>
+            <w:tcMar>
+              <w:top w:type="dxa" w:w="50"/>
+              <w:left w:type="dxa" w:w="80"/>
+              <w:bottom w:type="dxa" w:w="50"/>
+              <w:right w:type="dxa" w:w="80"/>
+            </w:tcMar>
+          </w:tcPr>
+          <w:p>
+            <w:pPr>
+              <w:jc w:val="right"/>
+            </w:pPr>
+            <w:r>
+              <w:rPr>
+                <w:b w:val="false"/>
+                <w:bCs w:val="false"/>
+                <w:sz w:val="18"/>
+                <w:szCs w:val="18"/>
+              </w:rPr>
+              <w:t xml:space="preserve">$1.20</w:t>
+            </w:r>
+          </w:p>
+        </w:tc>
+        <w:tc>
+          <w:tcPr>
+            <w:tcW w:type="dxa" w:w="2840"/>
+            <w:tcBorders>
+              <w:top w:val="single" w:color="BFBFBF" w:sz="4"/>
+              <w:left w:val="single" w:color="BFBFBF" w:sz="4"/>
+              <w:bottom w:val="single" w:color="BFBFBF" w:sz="4"/>
+              <w:right w:val="single" w:color="BFBFBF" w:sz="4"/>
+            </w:tcBorders>
+            <w:shd w:fill="F5F8FB" w:color="auto" w:val="clear"/>
+            <w:tcMar>
+              <w:top w:type="dxa" w:w="50"/>
+              <w:left w:type="dxa" w:w="80"/>
+              <w:bottom w:type="dxa" w:w="50"/>
+              <w:right w:type="dxa" w:w="80"/>
+            </w:tcMar>
+          </w:tcPr>
+          <w:p>
+            <w:r>
+              <w:rPr>
+                <w:b w:val="false"/>
+                <w:bCs w:val="false"/>
+                <w:sz w:val="18"/>
+                <w:szCs w:val="18"/>
+              </w:rPr>
+              <w:t xml:space="preserve"/>
+            </w:r>
+          </w:p>
+        </w:tc>
+      </w:tr>
+      <w:tr>
+        <w:tc>
+          <w:tcPr>
+            <w:tcW w:type="dxa" w:w="380"/>
+            <w:tcBorders>
+              <w:top w:val="single" w:color="BFBFBF" w:sz="4"/>
+              <w:left w:val="single" w:color="BFBFBF" w:sz="4"/>
+              <w:bottom w:val="single" w:color="BFBFBF" w:sz="4"/>
+              <w:right w:val="single" w:color="BFBFBF" w:sz="4"/>
+            </w:tcBorders>
+            <w:shd w:fill="DCE6F1" w:color="auto" w:val="clear"/>
+            <w:tcMar>
+              <w:top w:type="dxa" w:w="50"/>
+              <w:left w:type="dxa" w:w="80"/>
+              <w:bottom w:type="dxa" w:w="50"/>
+              <w:right w:type="dxa" w:w="80"/>
+            </w:tcMar>
+          </w:tcPr>
+          <w:p>
+            <w:pPr>
+              <w:jc w:val="center"/>
+            </w:pPr>
+            <w:r>
+              <w:rPr>
+                <w:b/>
+                <w:bCs/>
+                <w:sz w:val="18"/>
+                <w:szCs w:val="18"/>
+              </w:rPr>
+              <w:t xml:space="preserve"/>
+            </w:r>
+          </w:p>
+        </w:tc>
+        <w:tc>
+          <w:tcPr>
+            <w:tcW w:type="dxa" w:w="520"/>
+            <w:tcBorders>
+              <w:top w:val="single" w:color="BFBFBF" w:sz="4"/>
+              <w:left w:val="single" w:color="BFBFBF" w:sz="4"/>
+              <w:bottom w:val="single" w:color="BFBFBF" w:sz="4"/>
+              <w:right w:val="single" w:color="BFBFBF" w:sz="4"/>
+            </w:tcBorders>
+            <w:shd w:fill="DCE6F1" w:color="auto" w:val="clear"/>
+            <w:tcMar>
+              <w:top w:type="dxa" w:w="50"/>
+              <w:left w:type="dxa" w:w="80"/>
+              <w:bottom w:type="dxa" w:w="50"/>
+              <w:right w:type="dxa" w:w="80"/>
+            </w:tcMar>
+          </w:tcPr>
+          <w:p>
+            <w:r>
+              <w:rPr>
+                <w:b/>
+                <w:bCs/>
+                <w:sz w:val="18"/>
+                <w:szCs w:val="18"/>
+              </w:rPr>
+              <w:t xml:space="preserve"/>
+            </w:r>
+          </w:p>
+        </w:tc>
+        <w:tc>
+          <w:tcPr>
+            <w:tcW w:type="dxa" w:w="2700"/>
+            <w:tcBorders>
+              <w:top w:val="single" w:color="BFBFBF" w:sz="4"/>
+              <w:left w:val="single" w:color="BFBFBF" w:sz="4"/>
+              <w:bottom w:val="single" w:color="BFBFBF" w:sz="4"/>
+              <w:right w:val="single" w:color="BFBFBF" w:sz="4"/>
+            </w:tcBorders>
+            <w:shd w:fill="DCE6F1" w:color="auto" w:val="clear"/>
+            <w:tcMar>
+              <w:top w:type="dxa" w:w="50"/>
+              <w:left w:type="dxa" w:w="80"/>
+              <w:bottom w:type="dxa" w:w="50"/>
+              <w:right w:type="dxa" w:w="80"/>
+            </w:tcMar>
+          </w:tcPr>
+          <w:p>
+            <w:r>
+              <w:rPr>
+                <w:b/>
+                <w:bCs/>
+                <w:sz w:val="18"/>
+                <w:szCs w:val="18"/>
+              </w:rPr>
+              <w:t xml:space="preserve">Dealer subtotal</w:t>
+            </w:r>
+          </w:p>
+        </w:tc>
+        <w:tc>
+          <w:tcPr>
+            <w:tcW w:type="dxa" w:w="560"/>
+            <w:tcBorders>
+              <w:top w:val="single" w:color="BFBFBF" w:sz="4"/>
+              <w:left w:val="single" w:color="BFBFBF" w:sz="4"/>
+              <w:bottom w:val="single" w:color="BFBFBF" w:sz="4"/>
+              <w:right w:val="single" w:color="BFBFBF" w:sz="4"/>
+            </w:tcBorders>
+            <w:shd w:fill="DCE6F1" w:color="auto" w:val="clear"/>
+            <w:tcMar>
+              <w:top w:type="dxa" w:w="50"/>
+              <w:left w:type="dxa" w:w="80"/>
+              <w:bottom w:type="dxa" w:w="50"/>
+              <w:right w:type="dxa" w:w="80"/>
+            </w:tcMar>
+          </w:tcPr>
+          <w:p>
+            <w:pPr>
+              <w:jc w:val="center"/>
+            </w:pPr>
+            <w:r>
+              <w:rPr>
+                <w:b/>
+                <w:bCs/>
+                <w:sz w:val="18"/>
+                <w:szCs w:val="18"/>
+              </w:rPr>
+              <w:t xml:space="preserve"/>
+            </w:r>
+          </w:p>
+        </w:tc>
+        <w:tc>
+          <w:tcPr>
+            <w:tcW w:type="dxa" w:w="3040"/>
+            <w:tcBorders>
+              <w:top w:val="single" w:color="BFBFBF" w:sz="4"/>
+              <w:left w:val="single" w:color="BFBFBF" w:sz="4"/>
+              <w:bottom w:val="single" w:color="BFBFBF" w:sz="4"/>
+              <w:right w:val="single" w:color="BFBFBF" w:sz="4"/>
+            </w:tcBorders>
+            <w:shd w:fill="DCE6F1" w:color="auto" w:val="clear"/>
+            <w:tcMar>
+              <w:top w:type="dxa" w:w="50"/>
+              <w:left w:type="dxa" w:w="80"/>
+              <w:bottom w:type="dxa" w:w="50"/>
+              <w:right w:type="dxa" w:w="80"/>
+            </w:tcMar>
+          </w:tcPr>
+          <w:p>
+            <w:r>
+              <w:rPr>
+                <w:b/>
+                <w:bCs/>
+                <w:sz w:val="18"/>
+                <w:szCs w:val="18"/>
+              </w:rPr>
+              <w:t xml:space="preserve"/>
+            </w:r>
+          </w:p>
+        </w:tc>
+        <w:tc>
+          <w:tcPr>
+            <w:tcW w:type="dxa" w:w="760"/>
+            <w:tcBorders>
+              <w:top w:val="single" w:color="BFBFBF" w:sz="4"/>
+              <w:left w:val="single" w:color="BFBFBF" w:sz="4"/>
+              <w:bottom w:val="single" w:color="BFBFBF" w:sz="4"/>
+              <w:right w:val="single" w:color="BFBFBF" w:sz="4"/>
+            </w:tcBorders>
+            <w:shd w:fill="DCE6F1" w:color="auto" w:val="clear"/>
+            <w:tcMar>
+              <w:top w:type="dxa" w:w="50"/>
+              <w:left w:type="dxa" w:w="80"/>
+              <w:bottom w:type="dxa" w:w="50"/>
+              <w:right w:type="dxa" w:w="80"/>
+            </w:tcMar>
+          </w:tcPr>
+          <w:p>
+            <w:pPr>
+              <w:jc w:val="right"/>
+            </w:pPr>
+            <w:r>
+              <w:rPr>
+                <w:b/>
+                <w:bCs/>
+                <w:sz w:val="18"/>
+                <w:szCs w:val="18"/>
+              </w:rPr>
+              <w:t xml:space="preserve">≈ $26</w:t>
+            </w:r>
+          </w:p>
+        </w:tc>
+        <w:tc>
+          <w:tcPr>
+            <w:tcW w:type="dxa" w:w="2840"/>
+            <w:tcBorders>
+              <w:top w:val="single" w:color="BFBFBF" w:sz="4"/>
+              <w:left w:val="single" w:color="BFBFBF" w:sz="4"/>
+              <w:bottom w:val="single" w:color="BFBFBF" w:sz="4"/>
+              <w:right w:val="single" w:color="BFBFBF" w:sz="4"/>
+            </w:tcBorders>
+            <w:shd w:fill="DCE6F1" w:color="auto" w:val="clear"/>
+            <w:tcMar>
+              <w:top w:type="dxa" w:w="50"/>
+              <w:left w:type="dxa" w:w="80"/>
+              <w:bottom w:type="dxa" w:w="50"/>
+              <w:right w:type="dxa" w:w="80"/>
+            </w:tcMar>
+          </w:tcPr>
+          <w:p>
+            <w:r>
+              <w:rPr>
+                <w:b/>
+                <w:bCs/>
+                <w:sz w:val="18"/>
+                <w:szCs w:val="18"/>
+              </w:rPr>
+              <w:t xml:space="preserve"/>
+            </w:r>
+          </w:p>
+        </w:tc>
+      </w:tr>
+    </w:tbl>
+    <w:p>
+      <w:pPr>
+        <w:spacing w:after="160"/>
+      </w:pPr>
+    </w:p>
+    <w:p>
+      <w:pPr>
+        <w:spacing w:after="120"/>
+      </w:pPr>
+      <w:r>
+        <w:rPr>
+          <w:sz w:val="18"/>
+          <w:szCs w:val="18"/>
+        </w:rPr>
+        <w:t xml:space="preserve">Also needed from the lists above: 4 more O-rings 20 × 3.5 (the assortment covers them) and a few more M3 screws.</w:t>
+      </w:r>
+    </w:p>
+    <w:p>
+      <w:pPr>
+        <w:pStyle w:val="Heading1"/>
+      </w:pPr>
+      <w:r>
+        <w:t xml:space="preserve">6. Poker chip test</w:t>
       </w:r>
     </w:p>
     <w:p>
@@ -12916,7 +15642,7 @@
         <w:pStyle w:val="Heading1"/>
       </w:pPr>
       <w:r>
-        <w:t xml:space="preserve">6. Tools</w:t>
+        <w:t xml:space="preserve">7. Tools</w:t>
       </w:r>
     </w:p>
     <w:p>
